--- a/1-СБП-оплата-на-сайте.docx
+++ b/1-СБП-оплата-на-сайте.docx
@@ -15,7 +15,7 @@
           <w:sz w:val="22"/>
           <w:szCs w:val="22"/>
         </w:rPr>
-        <w:t xml:space="preserve">ФАЙЛ 1 из 3</w:t>
+        <w:t xml:space="preserve">ФАЙЛ 1 из 3 · ред. 2</w:t>
       </w:r>
     </w:p>
     <w:p>
@@ -47,7 +47,7 @@
           <w:sz w:val="23"/>
           <w:szCs w:val="23"/>
         </w:rPr>
-        <w:t xml:space="preserve">Сайт на своём домене и хостинге (не Vercel). Россия.</w:t>
+        <w:t xml:space="preserve">Сайт на своём домене и сервере. Организация — ИП. Россия.</w:t>
       </w:r>
     </w:p>
     <w:p>
@@ -63,7 +63,7 @@
           <w:sz w:val="20"/>
           <w:szCs w:val="20"/>
         </w:rPr>
-        <w:t xml:space="preserve">Что это, что оформить, сколько стоит и как всё устроено. Для владельца сайта.</w:t>
+        <w:t xml:space="preserve">Что это, что нужно решить владельцу, сколько стоит и как всё устроено.</w:t>
       </w:r>
     </w:p>
     <w:p>
@@ -97,7 +97,7 @@
           <w:sz w:val="22"/>
           <w:szCs w:val="22"/>
         </w:rPr>
-        <w:t xml:space="preserve">Сайт сам по себе не может списывать деньги с карты — по закону это делает только лицензированный платёжный сервис (эквайер). Мы подключаем такой сервис (например, ЮKassa), и он проводит оплату: клиент платит на его защищённой странице, а деньги приходят на ваш счёт. Сайт лишь передаёт сервису сумму и состав заказа.</w:t>
+        <w:t xml:space="preserve">Сайт сам по себе не может списывать деньги с карты — по закону это делает только лицензированный платёжный сервис (эквайер). Мы подключаем ЮKassa: клиент платит на её защищённой странице, деньги приходят на расчётный счёт ИП. Сайт лишь передаёт сервису номер заказа и состав, а сумму считает наш сервер по своему меню.</w:t>
       </w:r>
     </w:p>
     <w:p>
@@ -125,7 +125,7 @@
           <w:sz w:val="22"/>
           <w:szCs w:val="22"/>
         </w:rPr>
-        <w:t xml:space="preserve">Покупатель собрал корзину и нажал «Оплатить». Дальше сайт перекидывает его на страницу оплаты платёжного сервиса, и там:</w:t>
+        <w:t xml:space="preserve">Покупатель собрал корзину и нажал «Оплатить». Сайт перекидывает его на страницу оплаты ЮKassa, и там:</w:t>
       </w:r>
     </w:p>
     <w:p>
@@ -144,14 +144,14 @@
           <w:sz w:val="22"/>
           <w:szCs w:val="22"/>
         </w:rPr>
-        <w:t xml:space="preserve">Если он с телефона</w:t>
-      </w:r>
-      <w:r>
-        <w:rPr>
-          <w:sz w:val="22"/>
-          <w:szCs w:val="22"/>
-        </w:rPr>
-        <w:t xml:space="preserve"> — открывается список банков (СБП). Он выбирает свой банк, автоматически открывается приложение банка, подтверждает перевод. QR сканировать не нужно — это важно, потому что своим же телефоном QR не отсканируешь.</w:t>
+        <w:t xml:space="preserve">С телефона</w:t>
+      </w:r>
+      <w:r>
+        <w:rPr>
+          <w:sz w:val="22"/>
+          <w:szCs w:val="22"/>
+        </w:rPr>
+        <w:t xml:space="preserve"> — открывается список банков (СБП). Он выбирает свой банк, открывается приложение банка, подтверждает перевод. QR сканировать не нужно — своим же телефоном его не отсканируешь.</w:t>
       </w:r>
     </w:p>
     <w:p>
@@ -170,14 +170,14 @@
           <w:sz w:val="22"/>
           <w:szCs w:val="22"/>
         </w:rPr>
-        <w:t xml:space="preserve">Если он с компьютера</w:t>
-      </w:r>
-      <w:r>
-        <w:rPr>
-          <w:sz w:val="22"/>
-          <w:szCs w:val="22"/>
-        </w:rPr>
-        <w:t xml:space="preserve"> — показывается QR-код. Он открывает приложение банка на телефоне и сканирует QR с экрана.</w:t>
+        <w:t xml:space="preserve">С компьютера</w:t>
+      </w:r>
+      <w:r>
+        <w:rPr>
+          <w:sz w:val="22"/>
+          <w:szCs w:val="22"/>
+        </w:rPr>
+        <w:t xml:space="preserve"> — показывается QR-код, который он сканирует камерой телефона в приложении банка.</w:t>
       </w:r>
     </w:p>
     <w:p>
@@ -189,7 +189,7 @@
           <w:sz w:val="22"/>
           <w:szCs w:val="22"/>
         </w:rPr>
-        <w:t xml:space="preserve">После оплаты деньги мгновенно поступают на счёт продавца, покупателю приходит электронный чек, а его самого возвращает на страницу «Спасибо за заказ».</w:t>
+        <w:t xml:space="preserve">После оплаты деньги поступают на счёт, покупателю уходит электронный чек, а его возвращает на страницу «Проверяем оплату» — и как только сервер подтвердит платёж, она сменится на «Заказ оплачен».</w:t>
       </w:r>
     </w:p>
     <w:p>
@@ -215,7 +215,7 @@
           <w:sz w:val="22"/>
           <w:szCs w:val="22"/>
         </w:rPr>
-        <w:t xml:space="preserve">Мы его не видим, не храним и не передаём. Это и требование закона, и защита от ответственности.</w:t>
+        <w:t xml:space="preserve">Мы его не видим, не храним и не передаём — это и требование закона, и защита от ответственности.</w:t>
       </w:r>
     </w:p>
     <w:p>
@@ -231,7 +231,7 @@
           <w:sz w:val="30"/>
           <w:szCs w:val="30"/>
         </w:rPr>
-        <w:t xml:space="preserve">2. Почему нельзя просто сделать форму «введите номер карты»</w:t>
+        <w:t xml:space="preserve">2. Почему нельзя сделать форму «введите номер карты»</w:t>
       </w:r>
     </w:p>
     <w:p>
@@ -265,7 +265,98 @@
           <w:sz w:val="22"/>
           <w:szCs w:val="22"/>
         </w:rPr>
-        <w:t xml:space="preserve">Любой платёж проходит через платёжную систему; частное лицо не может «списать» деньги само.</w:t>
+        <w:t xml:space="preserve">Списать деньги с карты может только участник платёжной системы, а не владелец сайта.</w:t>
+      </w:r>
+    </w:p>
+    <w:p>
+      <w:pPr>
+        <w:pBdr>
+          <w:left w:val="single" w:color="B03030" w:sz="24" w:space="8"/>
+        </w:pBdr>
+        <w:shd w:fill="FDF3F3" w:val="clear"/>
+        <w:spacing w:after="140" w:before="60"/>
+        <w:ind w:left="60"/>
+      </w:pPr>
+      <w:r>
+        <w:rPr>
+          <w:b/>
+          <w:bCs/>
+          <w:sz w:val="22"/>
+          <w:szCs w:val="22"/>
+        </w:rPr>
+        <w:t xml:space="preserve">И отдельно: нельзя принимать оплату переводами на личную карту. </w:t>
+      </w:r>
+      <w:r>
+        <w:rPr>
+          <w:sz w:val="22"/>
+          <w:szCs w:val="22"/>
+        </w:rPr>
+        <w:t xml:space="preserve">При регулярных поступлениях банк вправе ограничить операции по 115-ФЗ, а налоговая — доначислить налог и штраф. Для бизнеса это не вариант.</w:t>
+      </w:r>
+    </w:p>
+    <w:p>
+      <w:pPr>
+        <w:pStyle w:val="Heading1"/>
+        <w:spacing w:after="140" w:before="340"/>
+      </w:pPr>
+      <w:r>
+        <w:rPr>
+          <w:b/>
+          <w:bCs/>
+          <w:color w:val="123F30"/>
+          <w:sz w:val="30"/>
+          <w:szCs w:val="30"/>
+        </w:rPr>
+        <w:t xml:space="preserve">3. Организационная часть</w:t>
+      </w:r>
+    </w:p>
+    <w:p>
+      <w:pPr>
+        <w:spacing w:after="120"/>
+      </w:pPr>
+      <w:r>
+        <w:rPr>
+          <w:b/>
+          <w:bCs/>
+          <w:sz w:val="22"/>
+          <w:szCs w:val="22"/>
+        </w:rPr>
+        <w:t xml:space="preserve">У кафе оформлено ИП — этого достаточно, отдельных действий по статусу не требуется. </w:t>
+      </w:r>
+      <w:r>
+        <w:rPr>
+          <w:sz w:val="22"/>
+          <w:szCs w:val="22"/>
+        </w:rPr>
+        <w:t xml:space="preserve">(Режим самозанятости здесь не рассматриваем: он не подходит бизнесу с сотрудниками и перепродажей.)</w:t>
+      </w:r>
+    </w:p>
+    <w:p>
+      <w:pPr>
+        <w:spacing w:after="120"/>
+      </w:pPr>
+      <w:r>
+        <w:rPr>
+          <w:sz w:val="22"/>
+          <w:szCs w:val="22"/>
+        </w:rPr>
+        <w:t xml:space="preserve">Остаётся решить два вопроса: расчётный счёт и онлайн-касса.</w:t>
+      </w:r>
+    </w:p>
+    <w:p>
+      <w:pPr>
+        <w:pStyle w:val="Heading2"/>
+        <w:spacing w:after="90" w:before="240"/>
+      </w:pPr>
+      <w:r>
+        <w:rPr>
+          <w:b/>
+          <w:bCs/>
+          <w:color w:val="9C7A3A"/>
+          <w:sz w:val="25"/>
+          <w:szCs w:val="25"/>
+        </w:rPr>
+        <w:t xml:space="preserve">3.1. Расчётный счёт</w:t>
       </w:r>
     </w:p>
     <w:p>
@@ -282,33 +373,24 @@
           <w:sz w:val="22"/>
           <w:szCs w:val="22"/>
         </w:rPr>
-        <w:t xml:space="preserve">Поэтому единственный рабочий и легальный путь — подключить платёжный сервис.</w:t>
-      </w:r>
-    </w:p>
-    <w:p>
-      <w:pPr>
-        <w:pBdr>
-          <w:left w:val="single" w:color="B03030" w:sz="24" w:space="8"/>
-        </w:pBdr>
-        <w:shd w:fill="FDF3F3" w:val="clear"/>
-        <w:spacing w:after="140" w:before="60"/>
-        <w:ind w:left="60"/>
-      </w:pPr>
-      <w:r>
-        <w:rPr>
-          <w:b/>
-          <w:bCs/>
-          <w:sz w:val="22"/>
-          <w:szCs w:val="22"/>
-        </w:rPr>
-        <w:t xml:space="preserve">Если кто-то предлагает «просто принимать переводы на личную карту» — это не оплата на сайте, а перевод физлицу. </w:t>
-      </w:r>
-      <w:r>
-        <w:rPr>
-          <w:sz w:val="22"/>
-          <w:szCs w:val="22"/>
-        </w:rPr>
-        <w:t xml:space="preserve">При регулярных поступлениях банк может заблокировать карту по 115-ФЗ, а налоговая — доначислить налог. Для бизнеса так делать нельзя.</w:t>
+        <w:t xml:space="preserve">Нужен счёт ИП в банке для бизнеса (Тинькофф, Сбербизнес, Точка, Альфа). Именно на него ЮKassa переводит деньги.</w:t>
+      </w:r>
+    </w:p>
+    <w:p>
+      <w:pPr>
+        <w:pStyle w:val="ListParagraph"/>
+        <w:numPr>
+          <w:ilvl w:val="0"/>
+          <w:numId w:val="1"/>
+        </w:numPr>
+        <w:spacing w:after="70"/>
+      </w:pPr>
+      <w:r>
+        <w:rPr>
+          <w:sz w:val="22"/>
+          <w:szCs w:val="22"/>
+        </w:rPr>
+        <w:t xml:space="preserve">При регистрации в ЮKassa реквизиты счёта указываются в анкете — выплаты идут только на счёт того же ИП.</w:t>
       </w:r>
     </w:p>
     <w:p>
@@ -324,23 +406,19 @@
           <w:sz w:val="30"/>
           <w:szCs w:val="30"/>
         </w:rPr>
-        <w:t xml:space="preserve">3. Что нужно оформить (обязательный минимум)</w:t>
-      </w:r>
-    </w:p>
-    <w:p>
-      <w:pPr>
-        <w:pStyle w:val="Heading2"/>
-        <w:spacing w:after="90" w:before="240"/>
-      </w:pPr>
-      <w:r>
-        <w:rPr>
-          <w:b/>
-          <w:bCs/>
-          <w:color w:val="9C7A3A"/>
-          <w:sz w:val="25"/>
-          <w:szCs w:val="25"/>
-        </w:rPr>
-        <w:t xml:space="preserve">3.1. Статус — выбираем один</w:t>
+        <w:t xml:space="preserve">4. Онлайн-касса для ИП — главное решение</w:t>
+      </w:r>
+    </w:p>
+    <w:p>
+      <w:pPr>
+        <w:spacing w:after="120"/>
+      </w:pPr>
+      <w:r>
+        <w:rPr>
+          <w:sz w:val="22"/>
+          <w:szCs w:val="22"/>
+        </w:rPr>
+        <w:t xml:space="preserve">По 54-ФЗ при каждой оплате покупателю должен уходить фискальный чек. Для интернет-оплаты касса нужна обязательно, но физически ставить аппарат в кафе не нужно — есть облачные решения. Варианты:</w:t>
       </w:r>
     </w:p>
     <w:tbl>
@@ -356,9 +434,9 @@
         </w:tblBorders>
       </w:tblPr>
       <w:tblGrid>
-        <w:gridCol w:w="2200"/>
+        <w:gridCol w:w="2400"/>
         <w:gridCol w:w="3400"/>
-        <w:gridCol w:w="2800"/>
+        <w:gridCol w:w="2600"/>
       </w:tblGrid>
       <w:tr>
         <w:trPr>
@@ -366,7 +444,7 @@
         </w:trPr>
         <w:tc>
           <w:tcPr>
-            <w:tcW w:type="dxa" w:w="2200"/>
+            <w:tcW w:type="dxa" w:w="2400"/>
             <w:shd w:fill="123F30" w:val="clear"/>
             <w:tcMar>
               <w:top w:type="dxa" w:w="60"/>
@@ -384,7 +462,7 @@
                 <w:sz w:val="20"/>
                 <w:szCs w:val="20"/>
               </w:rPr>
-              <w:t xml:space="preserve">Статус</w:t>
+              <w:t xml:space="preserve">Вариант</w:t>
             </w:r>
           </w:p>
         </w:tc>
@@ -408,13 +486,13 @@
                 <w:sz w:val="20"/>
                 <w:szCs w:val="20"/>
               </w:rPr>
-              <w:t xml:space="preserve">Кому подходит</w:t>
-            </w:r>
-          </w:p>
-        </w:tc>
-        <w:tc>
-          <w:tcPr>
-            <w:tcW w:type="dxa" w:w="2800"/>
+              <w:t xml:space="preserve">Как работает</w:t>
+            </w:r>
+          </w:p>
+        </w:tc>
+        <w:tc>
+          <w:tcPr>
+            <w:tcW w:type="dxa" w:w="2600"/>
             <w:shd w:fill="123F30" w:val="clear"/>
             <w:tcMar>
               <w:top w:type="dxa" w:w="60"/>
@@ -432,7 +510,7 @@
                 <w:sz w:val="20"/>
                 <w:szCs w:val="20"/>
               </w:rPr>
-              <w:t xml:space="preserve">Что важно знать</w:t>
+              <w:t xml:space="preserve">Порядок затрат</w:t>
             </w:r>
           </w:p>
         </w:tc>
@@ -443,7 +521,7 @@
         </w:trPr>
         <w:tc>
           <w:tcPr>
-            <w:tcW w:type="dxa" w:w="2200"/>
+            <w:tcW w:type="dxa" w:w="2400"/>
             <w:shd w:fill="F4F6F4" w:val="clear"/>
             <w:tcMar>
               <w:top w:type="dxa" w:w="60"/>
@@ -461,7 +539,7 @@
                 <w:sz w:val="20"/>
                 <w:szCs w:val="20"/>
               </w:rPr>
-              <w:t xml:space="preserve">Самозанятый (НПД)</w:t>
+              <w:t xml:space="preserve">Касса «в комплекте» от ЮKassa</w:t>
             </w:r>
           </w:p>
         </w:tc>
@@ -485,13 +563,13 @@
                 <w:sz w:val="20"/>
                 <w:szCs w:val="20"/>
               </w:rPr>
-              <w:t xml:space="preserve">Делаете/готовите сами, без наёмных сотрудников. Классика для «маминого кафе», рукоделия, услуг.</w:t>
-            </w:r>
-          </w:p>
-        </w:tc>
-        <w:tc>
-          <w:tcPr>
-            <w:tcW w:type="dxa" w:w="2800"/>
+              <w:t xml:space="preserve">Подключается в личном кабинете как дополнительная услуга. Чек формируется автоматически при каждом платеже, ничего отдельно настраивать не нужно.</w:t>
+            </w:r>
+          </w:p>
+        </w:tc>
+        <w:tc>
+          <w:tcPr>
+            <w:tcW w:type="dxa" w:w="2600"/>
             <w:shd w:fill="F4F6F4" w:val="clear"/>
             <w:tcMar>
               <w:top w:type="dxa" w:w="60"/>
@@ -509,7 +587,7 @@
                 <w:sz w:val="20"/>
                 <w:szCs w:val="20"/>
               </w:rPr>
-              <w:t xml:space="preserve">Регистрация за 10 минут в приложении «Мой налог». Налог 4% с физлиц, 6% с юрлиц. Онлайн-касса НЕ нужна — чек формируется в приложении. Лимит дохода 2,4 млн ₽ в год. Нельзя перепродавать чужой товар.</w:t>
+              <w:t xml:space="preserve">Абонентская плата в месяц + фискальный накопитель. Самый простой путь.</w:t>
             </w:r>
           </w:p>
         </w:tc>
@@ -520,7 +598,7 @@
         </w:trPr>
         <w:tc>
           <w:tcPr>
-            <w:tcW w:type="dxa" w:w="2200"/>
+            <w:tcW w:type="dxa" w:w="2400"/>
             <w:shd w:fill="FFFFFF" w:val="clear"/>
             <w:tcMar>
               <w:top w:type="dxa" w:w="60"/>
@@ -538,7 +616,7 @@
                 <w:sz w:val="20"/>
                 <w:szCs w:val="20"/>
               </w:rPr>
-              <w:t xml:space="preserve">ИП</w:t>
+              <w:t xml:space="preserve">Отдельная облачная касса (АТОЛ Онлайн, Модулькасса, Бизнес.ру)</w:t>
             </w:r>
           </w:p>
         </w:tc>
@@ -562,13 +640,13 @@
                 <w:sz w:val="20"/>
                 <w:szCs w:val="20"/>
               </w:rPr>
-              <w:t xml:space="preserve">Есть сотрудники, точка, перепродажа товара, доход больше лимита НПД.</w:t>
-            </w:r>
-          </w:p>
-        </w:tc>
-        <w:tc>
-          <w:tcPr>
-            <w:tcW w:type="dxa" w:w="2800"/>
+              <w:t xml:space="preserve">Арендуете кассу в дата-центре, подключаете к ЮKassa по API/интеграции. Больше свободы в настройке чеков и номенклатуры.</w:t>
+            </w:r>
+          </w:p>
+        </w:tc>
+        <w:tc>
+          <w:tcPr>
+            <w:tcW w:type="dxa" w:w="2600"/>
             <w:shd w:fill="FFFFFF" w:val="clear"/>
             <w:tcMar>
               <w:top w:type="dxa" w:w="60"/>
@@ -586,7 +664,7 @@
                 <w:sz w:val="20"/>
                 <w:szCs w:val="20"/>
               </w:rPr>
-              <w:t xml:space="preserve">Открывают бесплатно Тинькофф, Сбер, Точка (1–3 дня). Нужна онлайн-касса. Есть страховые взносы. Можно любой эквайринг.</w:t>
+              <w:t xml:space="preserve">Аренда в месяц + фискальный накопитель (обычно на 15 или 36 месяцев).</w:t>
             </w:r>
           </w:p>
         </w:tc>
@@ -597,7 +675,7 @@
         </w:trPr>
         <w:tc>
           <w:tcPr>
-            <w:tcW w:type="dxa" w:w="2200"/>
+            <w:tcW w:type="dxa" w:w="2400"/>
             <w:shd w:fill="F4F6F4" w:val="clear"/>
             <w:tcMar>
               <w:top w:type="dxa" w:w="60"/>
@@ -615,7 +693,7 @@
                 <w:sz w:val="20"/>
                 <w:szCs w:val="20"/>
               </w:rPr>
-              <w:t xml:space="preserve">ООО</w:t>
+              <w:t xml:space="preserve">Своя касса в кафе</w:t>
             </w:r>
           </w:p>
         </w:tc>
@@ -639,13 +717,13 @@
                 <w:sz w:val="20"/>
                 <w:szCs w:val="20"/>
               </w:rPr>
-              <w:t xml:space="preserve">Несколько владельцев, крупный бизнес, работа с юрлицами.</w:t>
-            </w:r>
-          </w:p>
-        </w:tc>
-        <w:tc>
-          <w:tcPr>
-            <w:tcW w:type="dxa" w:w="2800"/>
+              <w:t xml:space="preserve">Если в зале уже стоит касса с поддержкой онлайн-чеков, её можно использовать и для интернет-заказов.</w:t>
+            </w:r>
+          </w:p>
+        </w:tc>
+        <w:tc>
+          <w:tcPr>
+            <w:tcW w:type="dxa" w:w="2600"/>
             <w:shd w:fill="F4F6F4" w:val="clear"/>
             <w:tcMar>
               <w:top w:type="dxa" w:w="60"/>
@@ -663,7 +741,7 @@
                 <w:sz w:val="20"/>
                 <w:szCs w:val="20"/>
               </w:rPr>
-              <w:t xml:space="preserve">Дороже и сложнее в ведении: бухгалтерия, отчётность, уставный капитал.</w:t>
+              <w:t xml:space="preserve">Дополнительных затрат может не быть — уточнить у поставщика кассы.</w:t>
             </w:r>
           </w:p>
         </w:tc>
@@ -690,30 +768,68 @@
           <w:sz w:val="22"/>
           <w:szCs w:val="22"/>
         </w:rPr>
-        <w:t xml:space="preserve">Практический выбор. </w:t>
-      </w:r>
-      <w:r>
-        <w:rPr>
-          <w:sz w:val="22"/>
-          <w:szCs w:val="22"/>
-        </w:rPr>
-        <w:t xml:space="preserve">Для маленького проекта (кафе с доставкой, где готовит сам владелец) — самозанятость: быстро, дёшево, без кассы. Как только появляются сотрудники или перепродажа готовых товаров — ИП.</w:t>
-      </w:r>
-    </w:p>
-    <w:p>
-      <w:pPr>
-        <w:pStyle w:val="Heading2"/>
-        <w:spacing w:after="90" w:before="240"/>
-      </w:pPr>
-      <w:r>
-        <w:rPr>
-          <w:b/>
-          <w:bCs/>
-          <w:color w:val="9C7A3A"/>
-          <w:sz w:val="25"/>
-          <w:szCs w:val="25"/>
-        </w:rPr>
-        <w:t xml:space="preserve">3.2. Куда будут приходить деньги</w:t>
+        <w:t xml:space="preserve">Рекомендация. </w:t>
+      </w:r>
+      <w:r>
+        <w:rPr>
+          <w:sz w:val="22"/>
+          <w:szCs w:val="22"/>
+        </w:rPr>
+        <w:t xml:space="preserve">Если касса в кафе уже есть — сначала спросите её поставщика, поддерживает ли она интернет-эквайринг: это самый дешёвый путь. Если нет — берите кассу «в комплекте» от ЮKassa: меньше всего действий и один счёт за всё.</w:t>
+      </w:r>
+    </w:p>
+    <w:p>
+      <w:pPr>
+        <w:pBdr>
+          <w:left w:val="single" w:color="B03030" w:sz="24" w:space="8"/>
+        </w:pBdr>
+        <w:shd w:fill="FDF3F3" w:val="clear"/>
+        <w:spacing w:after="140" w:before="60"/>
+        <w:ind w:left="60"/>
+      </w:pPr>
+      <w:r>
+        <w:rPr>
+          <w:b/>
+          <w:bCs/>
+          <w:sz w:val="22"/>
+          <w:szCs w:val="22"/>
+        </w:rPr>
+        <w:t xml:space="preserve">Цены и тарифы здесь намеренно не указаны: </w:t>
+      </w:r>
+      <w:r>
+        <w:rPr>
+          <w:sz w:val="22"/>
+          <w:szCs w:val="22"/>
+        </w:rPr>
+        <w:t xml:space="preserve">они регулярно меняются, а стоимость зависит от оборота и срока фискального накопителя. Актуальные цифры смотрите на yookassa.ru в разделе тарифов и у выбранного оператора кассы — либо уточните у бухгалтера кафе.</w:t>
+      </w:r>
+    </w:p>
+    <w:p>
+      <w:pPr>
+        <w:pStyle w:val="Heading1"/>
+        <w:spacing w:after="140" w:before="340"/>
+      </w:pPr>
+      <w:r>
+        <w:rPr>
+          <w:b/>
+          <w:bCs/>
+          <w:color w:val="123F30"/>
+          <w:sz w:val="30"/>
+          <w:szCs w:val="30"/>
+        </w:rPr>
+        <w:t xml:space="preserve">5. Важно: при доставке чеков должно быть два</w:t>
+      </w:r>
+    </w:p>
+    <w:p>
+      <w:pPr>
+        <w:spacing w:after="120"/>
+      </w:pPr>
+      <w:r>
+        <w:rPr>
+          <w:sz w:val="22"/>
+          <w:szCs w:val="22"/>
+        </w:rPr>
+        <w:t xml:space="preserve">Это уточнение по замечанию от разработчика, и оно верное. Логика 54-ФЗ такая:</w:t>
       </w:r>
     </w:p>
     <w:p>
@@ -721,25 +837,25 @@
         <w:pStyle w:val="ListParagraph"/>
         <w:numPr>
           <w:ilvl w:val="0"/>
-          <w:numId w:val="1"/>
+          <w:numId w:val="2"/>
         </w:numPr>
-        <w:spacing w:after="70"/>
-      </w:pPr>
-      <w:r>
-        <w:rPr>
-          <w:b/>
-          <w:bCs/>
-          <w:sz w:val="22"/>
-          <w:szCs w:val="22"/>
-        </w:rPr>
-        <w:t xml:space="preserve">ИП / ООО</w:t>
-      </w:r>
-      <w:r>
-        <w:rPr>
-          <w:sz w:val="22"/>
-          <w:szCs w:val="22"/>
-        </w:rPr>
-        <w:t xml:space="preserve"> — расчётный счёт в банке для бизнеса (Тинькофф, Сбербизнес, Точка, Альфа). Открытие обычно бесплатное, обслуживание от 0 до ~500 ₽/мес.</w:t>
+        <w:spacing w:after="90"/>
+      </w:pPr>
+      <w:r>
+        <w:rPr>
+          <w:b/>
+          <w:bCs/>
+          <w:sz w:val="22"/>
+          <w:szCs w:val="22"/>
+        </w:rPr>
+        <w:t xml:space="preserve">Клиент оплатил онлайн, еда ещё не передана </w:t>
+      </w:r>
+      <w:r>
+        <w:rPr>
+          <w:sz w:val="22"/>
+          <w:szCs w:val="22"/>
+        </w:rPr>
+        <w:t xml:space="preserve">— это предоплата. В момент оплаты пробивается первый чек с признаком «предоплата 100%».</w:t>
       </w:r>
     </w:p>
     <w:p>
@@ -747,41 +863,25 @@
         <w:pStyle w:val="ListParagraph"/>
         <w:numPr>
           <w:ilvl w:val="0"/>
-          <w:numId w:val="1"/>
+          <w:numId w:val="2"/>
         </w:numPr>
-        <w:spacing w:after="70"/>
-      </w:pPr>
-      <w:r>
-        <w:rPr>
-          <w:b/>
-          <w:bCs/>
-          <w:sz w:val="22"/>
-          <w:szCs w:val="22"/>
-        </w:rPr>
-        <w:t xml:space="preserve">Самозанятый</w:t>
-      </w:r>
-      <w:r>
-        <w:rPr>
-          <w:sz w:val="22"/>
-          <w:szCs w:val="22"/>
-        </w:rPr>
-        <w:t xml:space="preserve"> — отдельный счёт не нужен: деньги приходят на обычную карту, а доход отражается в «Мой налог».</w:t>
-      </w:r>
-    </w:p>
-    <w:p>
-      <w:pPr>
-        <w:pStyle w:val="Heading2"/>
-        <w:spacing w:after="90" w:before="240"/>
-      </w:pPr>
-      <w:r>
-        <w:rPr>
-          <w:b/>
-          <w:bCs/>
-          <w:color w:val="9C7A3A"/>
-          <w:sz w:val="25"/>
-          <w:szCs w:val="25"/>
-        </w:rPr>
-        <w:t xml:space="preserve">3.3. Чек покупателю — закон 54-ФЗ</w:t>
+        <w:spacing w:after="90"/>
+      </w:pPr>
+      <w:r>
+        <w:rPr>
+          <w:b/>
+          <w:bCs/>
+          <w:sz w:val="22"/>
+          <w:szCs w:val="22"/>
+        </w:rPr>
+        <w:t xml:space="preserve">Курьер вручил заказ </w:t>
+      </w:r>
+      <w:r>
+        <w:rPr>
+          <w:sz w:val="22"/>
+          <w:szCs w:val="22"/>
+        </w:rPr>
+        <w:t xml:space="preserve">— в этот момент пробивается второй чек, «полный расчёт», с зачётом ранее внесённой предоплаты. Денег он повторно не списывает.</w:t>
       </w:r>
     </w:p>
     <w:p>
@@ -790,62 +890,45 @@
       </w:pPr>
       <w:r>
         <w:rPr>
-          <w:sz w:val="22"/>
-          <w:szCs w:val="22"/>
-        </w:rPr>
-        <w:t xml:space="preserve">Выдать чек обязан любой продавец. Как именно:</w:t>
-      </w:r>
-    </w:p>
-    <w:p>
-      <w:pPr>
-        <w:pStyle w:val="ListParagraph"/>
-        <w:numPr>
-          <w:ilvl w:val="0"/>
-          <w:numId w:val="1"/>
-        </w:numPr>
-        <w:spacing w:after="70"/>
-      </w:pPr>
-      <w:r>
-        <w:rPr>
-          <w:b/>
-          <w:bCs/>
-          <w:sz w:val="22"/>
-          <w:szCs w:val="22"/>
-        </w:rPr>
-        <w:t xml:space="preserve">Самозанятый</w:t>
-      </w:r>
-      <w:r>
-        <w:rPr>
-          <w:sz w:val="22"/>
-          <w:szCs w:val="22"/>
-        </w:rPr>
-        <w:t xml:space="preserve"> — чек формируется автоматически в приложении «Мой налог» (или платёжный сервис делает это за вас, если поддерживает НПД). Касса не нужна.</w:t>
-      </w:r>
-    </w:p>
-    <w:p>
-      <w:pPr>
-        <w:pStyle w:val="ListParagraph"/>
-        <w:numPr>
-          <w:ilvl w:val="0"/>
-          <w:numId w:val="1"/>
-        </w:numPr>
-        <w:spacing w:after="70"/>
-      </w:pPr>
-      <w:r>
-        <w:rPr>
-          <w:b/>
-          <w:bCs/>
-          <w:sz w:val="22"/>
-          <w:szCs w:val="22"/>
-        </w:rPr>
-        <w:t xml:space="preserve">ИП / ООО</w:t>
-      </w:r>
-      <w:r>
-        <w:rPr>
-          <w:sz w:val="22"/>
-          <w:szCs w:val="22"/>
-        </w:rPr>
-        <w:t xml:space="preserve"> — нужна онлайн-касса, зарегистрированная в ФНС. Проще всего облачная: АТОЛ Онлайн, Модулькасса, или касса «в комплекте» от платёжного сервиса — тогда чек уходит автоматически при каждой оплате.</w:t>
+          <w:b/>
+          <w:bCs/>
+          <w:sz w:val="22"/>
+          <w:szCs w:val="22"/>
+        </w:rPr>
+        <w:t xml:space="preserve">Если же оплата и получение происходят одновременно </w:t>
+      </w:r>
+      <w:r>
+        <w:rPr>
+          <w:sz w:val="22"/>
+          <w:szCs w:val="22"/>
+        </w:rPr>
+        <w:t xml:space="preserve">(самовывоз с оплатой на месте, оплата курьеру при вручении) — чек один, «полный расчёт».</w:t>
+      </w:r>
+    </w:p>
+    <w:p>
+      <w:pPr>
+        <w:pBdr>
+          <w:left w:val="single" w:color="123F30" w:sz="24" w:space="8"/>
+        </w:pBdr>
+        <w:shd w:fill="F3F7F4" w:val="clear"/>
+        <w:spacing w:after="140" w:before="60"/>
+        <w:ind w:left="60"/>
+      </w:pPr>
+      <w:r>
+        <w:rPr>
+          <w:b/>
+          <w:bCs/>
+          <w:sz w:val="22"/>
+          <w:szCs w:val="22"/>
+        </w:rPr>
+        <w:t xml:space="preserve">Что это значит на практике: </w:t>
+      </w:r>
+      <w:r>
+        <w:rPr>
+          <w:sz w:val="22"/>
+          <w:szCs w:val="22"/>
+        </w:rPr>
+        <w:t xml:space="preserve">первый чек формируется автоматически при оплате на сайте, а второй — при вручении. Кто и как пробивает второй чек, зависит от вашей кассы: это может делать курьер в мобильном приложении кассы либо сервер автоматически по факту доставки. Этот момент обязательно проговорите с оператором кассы или бухгалтером — схему в техзадании я уже заложил.</w:t>
       </w:r>
     </w:p>
     <w:p>
@@ -861,7 +944,7 @@
           <w:sz w:val="30"/>
           <w:szCs w:val="30"/>
         </w:rPr>
-        <w:t xml:space="preserve">4. Выбор платёжного сервиса</w:t>
+        <w:t xml:space="preserve">6. Выбор платёжного сервиса</w:t>
       </w:r>
     </w:p>
     <w:p>
@@ -873,12 +956,12 @@
           <w:sz w:val="22"/>
           <w:szCs w:val="22"/>
         </w:rPr>
-        <w:t xml:space="preserve">Stripe, PayPal и другие иностранные сервисы в России не работают. Актуальные варианты:</w:t>
+        <w:t xml:space="preserve">Иностранные сервисы (Stripe, PayPal) в России не работают. Рабочие варианты:</w:t>
       </w:r>
     </w:p>
     <w:tbl>
       <w:tblPr>
-        <w:tblW w:type="dxa" w:w="8800"/>
+        <w:tblW w:type="dxa" w:w="8600"/>
         <w:tblBorders>
           <w:top w:val="single" w:color="auto" w:sz="4"/>
           <w:left w:val="single" w:color="auto" w:sz="4"/>
@@ -889,10 +972,9 @@
         </w:tblBorders>
       </w:tblPr>
       <w:tblGrid>
+        <w:gridCol w:w="2200"/>
+        <w:gridCol w:w="4400"/>
         <w:gridCol w:w="2000"/>
-        <w:gridCol w:w="3900"/>
-        <w:gridCol w:w="1600"/>
-        <w:gridCol w:w="1300"/>
       </w:tblGrid>
       <w:tr>
         <w:trPr>
@@ -900,7 +982,7 @@
         </w:trPr>
         <w:tc>
           <w:tcPr>
-            <w:tcW w:type="dxa" w:w="2000"/>
+            <w:tcW w:type="dxa" w:w="2200"/>
             <w:shd w:fill="123F30" w:val="clear"/>
             <w:tcMar>
               <w:top w:type="dxa" w:w="60"/>
@@ -924,7 +1006,7 @@
         </w:tc>
         <w:tc>
           <w:tcPr>
-            <w:tcW w:type="dxa" w:w="3900"/>
+            <w:tcW w:type="dxa" w:w="4400"/>
             <w:shd w:fill="123F30" w:val="clear"/>
             <w:tcMar>
               <w:top w:type="dxa" w:w="60"/>
@@ -948,7 +1030,7 @@
         </w:tc>
         <w:tc>
           <w:tcPr>
-            <w:tcW w:type="dxa" w:w="1600"/>
+            <w:tcW w:type="dxa" w:w="2000"/>
             <w:shd w:fill="123F30" w:val="clear"/>
             <w:tcMar>
               <w:top w:type="dxa" w:w="60"/>
@@ -966,31 +1048,7 @@
                 <w:sz w:val="20"/>
                 <w:szCs w:val="20"/>
               </w:rPr>
-              <w:t xml:space="preserve">Комиссия*</w:t>
-            </w:r>
-          </w:p>
-        </w:tc>
-        <w:tc>
-          <w:tcPr>
-            <w:tcW w:type="dxa" w:w="1300"/>
-            <w:shd w:fill="123F30" w:val="clear"/>
-            <w:tcMar>
-              <w:top w:type="dxa" w:w="60"/>
-              <w:left w:type="dxa" w:w="100"/>
-              <w:bottom w:type="dxa" w:w="60"/>
-              <w:right w:type="dxa" w:w="100"/>
-            </w:tcMar>
-          </w:tcPr>
-          <w:p>
-            <w:r>
-              <w:rPr>
-                <w:b/>
-                <w:bCs/>
-                <w:color w:val="FFFFFF"/>
-                <w:sz w:val="20"/>
-                <w:szCs w:val="20"/>
-              </w:rPr>
-              <w:t xml:space="preserve">Самозанятым</w:t>
+              <w:t xml:space="preserve">Ориентир по цене</w:t>
             </w:r>
           </w:p>
         </w:tc>
@@ -1001,6 +1059,54 @@
         </w:trPr>
         <w:tc>
           <w:tcPr>
+            <w:tcW w:type="dxa" w:w="2200"/>
+            <w:shd w:fill="F4F6F4" w:val="clear"/>
+            <w:tcMar>
+              <w:top w:type="dxa" w:w="60"/>
+              <w:left w:type="dxa" w:w="100"/>
+              <w:bottom w:type="dxa" w:w="60"/>
+              <w:right w:type="dxa" w:w="100"/>
+            </w:tcMar>
+          </w:tcPr>
+          <w:p>
+            <w:r>
+              <w:rPr>
+                <w:b w:val="false"/>
+                <w:bCs w:val="false"/>
+                <w:color w:val="1C1C1C"/>
+                <w:sz w:val="20"/>
+                <w:szCs w:val="20"/>
+              </w:rPr>
+              <w:t xml:space="preserve">ЮKassa (Яндекс)</w:t>
+            </w:r>
+          </w:p>
+        </w:tc>
+        <w:tc>
+          <w:tcPr>
+            <w:tcW w:type="dxa" w:w="4400"/>
+            <w:shd w:fill="F4F6F4" w:val="clear"/>
+            <w:tcMar>
+              <w:top w:type="dxa" w:w="60"/>
+              <w:left w:type="dxa" w:w="100"/>
+              <w:bottom w:type="dxa" w:w="60"/>
+              <w:right w:type="dxa" w:w="100"/>
+            </w:tcMar>
+          </w:tcPr>
+          <w:p>
+            <w:r>
+              <w:rPr>
+                <w:b w:val="false"/>
+                <w:bCs w:val="false"/>
+                <w:color w:val="1C1C1C"/>
+                <w:sz w:val="20"/>
+                <w:szCs w:val="20"/>
+              </w:rPr>
+              <w:t xml:space="preserve">Самый распространённый. Карты, СБП, SberPay, онлайн-касса как дополнительная услуга, подробная документация. Выбран для нашего проекта.</w:t>
+            </w:r>
+          </w:p>
+        </w:tc>
+        <w:tc>
+          <w:tcPr>
             <w:tcW w:type="dxa" w:w="2000"/>
             <w:shd w:fill="F4F6F4" w:val="clear"/>
             <w:tcMar>
@@ -1019,80 +1125,7 @@
                 <w:sz w:val="20"/>
                 <w:szCs w:val="20"/>
               </w:rPr>
-              <w:t xml:space="preserve">ЮKassa (Яндекс)</w:t>
-            </w:r>
-          </w:p>
-        </w:tc>
-        <w:tc>
-          <w:tcPr>
-            <w:tcW w:type="dxa" w:w="3900"/>
-            <w:shd w:fill="F4F6F4" w:val="clear"/>
-            <w:tcMar>
-              <w:top w:type="dxa" w:w="60"/>
-              <w:left w:type="dxa" w:w="100"/>
-              <w:bottom w:type="dxa" w:w="60"/>
-              <w:right w:type="dxa" w:w="100"/>
-            </w:tcMar>
-          </w:tcPr>
-          <w:p>
-            <w:r>
-              <w:rPr>
-                <w:b w:val="false"/>
-                <w:bCs w:val="false"/>
-                <w:color w:val="1C1C1C"/>
-                <w:sz w:val="20"/>
-                <w:szCs w:val="20"/>
-              </w:rPr>
-              <w:t xml:space="preserve">Самый распространённый. Карты + СБП + SberPay, онлайн-касса в комплекте, подробная документация, простая интеграция.</w:t>
-            </w:r>
-          </w:p>
-        </w:tc>
-        <w:tc>
-          <w:tcPr>
-            <w:tcW w:type="dxa" w:w="1600"/>
-            <w:shd w:fill="F4F6F4" w:val="clear"/>
-            <w:tcMar>
-              <w:top w:type="dxa" w:w="60"/>
-              <w:left w:type="dxa" w:w="100"/>
-              <w:bottom w:type="dxa" w:w="60"/>
-              <w:right w:type="dxa" w:w="100"/>
-            </w:tcMar>
-          </w:tcPr>
-          <w:p>
-            <w:r>
-              <w:rPr>
-                <w:b w:val="false"/>
-                <w:bCs w:val="false"/>
-                <w:color w:val="1C1C1C"/>
-                <w:sz w:val="20"/>
-                <w:szCs w:val="20"/>
-              </w:rPr>
-              <w:t xml:space="preserve">~2.8% карта
-~0.5% СБП</w:t>
-            </w:r>
-          </w:p>
-        </w:tc>
-        <w:tc>
-          <w:tcPr>
-            <w:tcW w:type="dxa" w:w="1300"/>
-            <w:shd w:fill="F4F6F4" w:val="clear"/>
-            <w:tcMar>
-              <w:top w:type="dxa" w:w="60"/>
-              <w:left w:type="dxa" w:w="100"/>
-              <w:bottom w:type="dxa" w:w="60"/>
-              <w:right w:type="dxa" w:w="100"/>
-            </w:tcMar>
-          </w:tcPr>
-          <w:p>
-            <w:r>
-              <w:rPr>
-                <w:b w:val="false"/>
-                <w:bCs w:val="false"/>
-                <w:color w:val="1C1C1C"/>
-                <w:sz w:val="20"/>
-                <w:szCs w:val="20"/>
-              </w:rPr>
-              <w:t xml:space="preserve">Ограниченно</w:t>
+              <w:t xml:space="preserve">СБП заметно дешевле карт</w:t>
             </w:r>
           </w:p>
         </w:tc>
@@ -1103,6 +1136,54 @@
         </w:trPr>
         <w:tc>
           <w:tcPr>
+            <w:tcW w:type="dxa" w:w="2200"/>
+            <w:shd w:fill="FFFFFF" w:val="clear"/>
+            <w:tcMar>
+              <w:top w:type="dxa" w:w="60"/>
+              <w:left w:type="dxa" w:w="100"/>
+              <w:bottom w:type="dxa" w:w="60"/>
+              <w:right w:type="dxa" w:w="100"/>
+            </w:tcMar>
+          </w:tcPr>
+          <w:p>
+            <w:r>
+              <w:rPr>
+                <w:b w:val="false"/>
+                <w:bCs w:val="false"/>
+                <w:color w:val="1C1C1C"/>
+                <w:sz w:val="20"/>
+                <w:szCs w:val="20"/>
+              </w:rPr>
+              <w:t xml:space="preserve">Т-Касса (Тинькофф)</w:t>
+            </w:r>
+          </w:p>
+        </w:tc>
+        <w:tc>
+          <w:tcPr>
+            <w:tcW w:type="dxa" w:w="4400"/>
+            <w:shd w:fill="FFFFFF" w:val="clear"/>
+            <w:tcMar>
+              <w:top w:type="dxa" w:w="60"/>
+              <w:left w:type="dxa" w:w="100"/>
+              <w:bottom w:type="dxa" w:w="60"/>
+              <w:right w:type="dxa" w:w="100"/>
+            </w:tcMar>
+          </w:tcPr>
+          <w:p>
+            <w:r>
+              <w:rPr>
+                <w:b w:val="false"/>
+                <w:bCs w:val="false"/>
+                <w:color w:val="1C1C1C"/>
+                <w:sz w:val="20"/>
+                <w:szCs w:val="20"/>
+              </w:rPr>
+              <w:t xml:space="preserve">Удобное API, быстрые выплаты, поддержка СБП. Хороший вариант, если счёт уже в Тинькофф.</w:t>
+            </w:r>
+          </w:p>
+        </w:tc>
+        <w:tc>
+          <w:tcPr>
             <w:tcW w:type="dxa" w:w="2000"/>
             <w:shd w:fill="FFFFFF" w:val="clear"/>
             <w:tcMar>
@@ -1121,79 +1202,7 @@
                 <w:sz w:val="20"/>
                 <w:szCs w:val="20"/>
               </w:rPr>
-              <w:t xml:space="preserve">Т-Касса (Тинькофф)</w:t>
-            </w:r>
-          </w:p>
-        </w:tc>
-        <w:tc>
-          <w:tcPr>
-            <w:tcW w:type="dxa" w:w="3900"/>
-            <w:shd w:fill="FFFFFF" w:val="clear"/>
-            <w:tcMar>
-              <w:top w:type="dxa" w:w="60"/>
-              <w:left w:type="dxa" w:w="100"/>
-              <w:bottom w:type="dxa" w:w="60"/>
-              <w:right w:type="dxa" w:w="100"/>
-            </w:tcMar>
-          </w:tcPr>
-          <w:p>
-            <w:r>
-              <w:rPr>
-                <w:b w:val="false"/>
-                <w:bCs w:val="false"/>
-                <w:color w:val="1C1C1C"/>
-                <w:sz w:val="20"/>
-                <w:szCs w:val="20"/>
-              </w:rPr>
-              <w:t xml:space="preserve">Отличное API, быстрые выплаты, поддержка СБП.</w:t>
-            </w:r>
-          </w:p>
-        </w:tc>
-        <w:tc>
-          <w:tcPr>
-            <w:tcW w:type="dxa" w:w="1600"/>
-            <w:shd w:fill="FFFFFF" w:val="clear"/>
-            <w:tcMar>
-              <w:top w:type="dxa" w:w="60"/>
-              <w:left w:type="dxa" w:w="100"/>
-              <w:bottom w:type="dxa" w:w="60"/>
-              <w:right w:type="dxa" w:w="100"/>
-            </w:tcMar>
-          </w:tcPr>
-          <w:p>
-            <w:r>
-              <w:rPr>
-                <w:b w:val="false"/>
-                <w:bCs w:val="false"/>
-                <w:color w:val="1C1C1C"/>
-                <w:sz w:val="20"/>
-                <w:szCs w:val="20"/>
-              </w:rPr>
-              <w:t xml:space="preserve">~2.3–2.8%</w:t>
-            </w:r>
-          </w:p>
-        </w:tc>
-        <w:tc>
-          <w:tcPr>
-            <w:tcW w:type="dxa" w:w="1300"/>
-            <w:shd w:fill="FFFFFF" w:val="clear"/>
-            <w:tcMar>
-              <w:top w:type="dxa" w:w="60"/>
-              <w:left w:type="dxa" w:w="100"/>
-              <w:bottom w:type="dxa" w:w="60"/>
-              <w:right w:type="dxa" w:w="100"/>
-            </w:tcMar>
-          </w:tcPr>
-          <w:p>
-            <w:r>
-              <w:rPr>
-                <w:b w:val="false"/>
-                <w:bCs w:val="false"/>
-                <w:color w:val="1C1C1C"/>
-                <w:sz w:val="20"/>
-                <w:szCs w:val="20"/>
-              </w:rPr>
-              <w:t xml:space="preserve">Да</w:t>
+              <w:t xml:space="preserve">Сопоставимо с ЮKassa</w:t>
             </w:r>
           </w:p>
         </w:tc>
@@ -1204,6 +1213,54 @@
         </w:trPr>
         <w:tc>
           <w:tcPr>
+            <w:tcW w:type="dxa" w:w="2200"/>
+            <w:shd w:fill="F4F6F4" w:val="clear"/>
+            <w:tcMar>
+              <w:top w:type="dxa" w:w="60"/>
+              <w:left w:type="dxa" w:w="100"/>
+              <w:bottom w:type="dxa" w:w="60"/>
+              <w:right w:type="dxa" w:w="100"/>
+            </w:tcMar>
+          </w:tcPr>
+          <w:p>
+            <w:r>
+              <w:rPr>
+                <w:b w:val="false"/>
+                <w:bCs w:val="false"/>
+                <w:color w:val="1C1C1C"/>
+                <w:sz w:val="20"/>
+                <w:szCs w:val="20"/>
+              </w:rPr>
+              <w:t xml:space="preserve">Robokassa</w:t>
+            </w:r>
+          </w:p>
+        </w:tc>
+        <w:tc>
+          <w:tcPr>
+            <w:tcW w:type="dxa" w:w="4400"/>
+            <w:shd w:fill="F4F6F4" w:val="clear"/>
+            <w:tcMar>
+              <w:top w:type="dxa" w:w="60"/>
+              <w:left w:type="dxa" w:w="100"/>
+              <w:bottom w:type="dxa" w:w="60"/>
+              <w:right w:type="dxa" w:w="100"/>
+            </w:tcMar>
+          </w:tcPr>
+          <w:p>
+            <w:r>
+              <w:rPr>
+                <w:b w:val="false"/>
+                <w:bCs w:val="false"/>
+                <w:color w:val="1C1C1C"/>
+                <w:sz w:val="20"/>
+                <w:szCs w:val="20"/>
+              </w:rPr>
+              <w:t xml:space="preserve">Простая интеграция «по ссылке», подходит для небольших объёмов.</w:t>
+            </w:r>
+          </w:p>
+        </w:tc>
+        <w:tc>
+          <w:tcPr>
             <w:tcW w:type="dxa" w:w="2000"/>
             <w:shd w:fill="F4F6F4" w:val="clear"/>
             <w:tcMar>
@@ -1222,79 +1279,7 @@
                 <w:sz w:val="20"/>
                 <w:szCs w:val="20"/>
               </w:rPr>
-              <w:t xml:space="preserve">Robokassa</w:t>
-            </w:r>
-          </w:p>
-        </w:tc>
-        <w:tc>
-          <w:tcPr>
-            <w:tcW w:type="dxa" w:w="3900"/>
-            <w:shd w:fill="F4F6F4" w:val="clear"/>
-            <w:tcMar>
-              <w:top w:type="dxa" w:w="60"/>
-              <w:left w:type="dxa" w:w="100"/>
-              <w:bottom w:type="dxa" w:w="60"/>
-              <w:right w:type="dxa" w:w="100"/>
-            </w:tcMar>
-          </w:tcPr>
-          <w:p>
-            <w:r>
-              <w:rPr>
-                <w:b w:val="false"/>
-                <w:bCs w:val="false"/>
-                <w:color w:val="1C1C1C"/>
-                <w:sz w:val="20"/>
-                <w:szCs w:val="20"/>
-              </w:rPr>
-              <w:t xml:space="preserve">Простая интеграция «по ссылке», давно работает с самозанятыми.</w:t>
-            </w:r>
-          </w:p>
-        </w:tc>
-        <w:tc>
-          <w:tcPr>
-            <w:tcW w:type="dxa" w:w="1600"/>
-            <w:shd w:fill="F4F6F4" w:val="clear"/>
-            <w:tcMar>
-              <w:top w:type="dxa" w:w="60"/>
-              <w:left w:type="dxa" w:w="100"/>
-              <w:bottom w:type="dxa" w:w="60"/>
-              <w:right w:type="dxa" w:w="100"/>
-            </w:tcMar>
-          </w:tcPr>
-          <w:p>
-            <w:r>
-              <w:rPr>
-                <w:b w:val="false"/>
-                <w:bCs w:val="false"/>
-                <w:color w:val="1C1C1C"/>
-                <w:sz w:val="20"/>
-                <w:szCs w:val="20"/>
-              </w:rPr>
-              <w:t xml:space="preserve">~3.5%</w:t>
-            </w:r>
-          </w:p>
-        </w:tc>
-        <w:tc>
-          <w:tcPr>
-            <w:tcW w:type="dxa" w:w="1300"/>
-            <w:shd w:fill="F4F6F4" w:val="clear"/>
-            <w:tcMar>
-              <w:top w:type="dxa" w:w="60"/>
-              <w:left w:type="dxa" w:w="100"/>
-              <w:bottom w:type="dxa" w:w="60"/>
-              <w:right w:type="dxa" w:w="100"/>
-            </w:tcMar>
-          </w:tcPr>
-          <w:p>
-            <w:r>
-              <w:rPr>
-                <w:b w:val="false"/>
-                <w:bCs w:val="false"/>
-                <w:color w:val="1C1C1C"/>
-                <w:sz w:val="20"/>
-                <w:szCs w:val="20"/>
-              </w:rPr>
-              <w:t xml:space="preserve">Да</w:t>
+              <w:t xml:space="preserve">Обычно дороже</w:t>
             </w:r>
           </w:p>
         </w:tc>
@@ -1305,6 +1290,54 @@
         </w:trPr>
         <w:tc>
           <w:tcPr>
+            <w:tcW w:type="dxa" w:w="2200"/>
+            <w:shd w:fill="FFFFFF" w:val="clear"/>
+            <w:tcMar>
+              <w:top w:type="dxa" w:w="60"/>
+              <w:left w:type="dxa" w:w="100"/>
+              <w:bottom w:type="dxa" w:w="60"/>
+              <w:right w:type="dxa" w:w="100"/>
+            </w:tcMar>
+          </w:tcPr>
+          <w:p>
+            <w:r>
+              <w:rPr>
+                <w:b w:val="false"/>
+                <w:bCs w:val="false"/>
+                <w:color w:val="1C1C1C"/>
+                <w:sz w:val="20"/>
+                <w:szCs w:val="20"/>
+              </w:rPr>
+              <w:t xml:space="preserve">СБП напрямую через банк</w:t>
+            </w:r>
+          </w:p>
+        </w:tc>
+        <w:tc>
+          <w:tcPr>
+            <w:tcW w:type="dxa" w:w="4400"/>
+            <w:shd w:fill="FFFFFF" w:val="clear"/>
+            <w:tcMar>
+              <w:top w:type="dxa" w:w="60"/>
+              <w:left w:type="dxa" w:w="100"/>
+              <w:bottom w:type="dxa" w:w="60"/>
+              <w:right w:type="dxa" w:w="100"/>
+            </w:tcMar>
+          </w:tcPr>
+          <w:p>
+            <w:r>
+              <w:rPr>
+                <w:b w:val="false"/>
+                <w:bCs w:val="false"/>
+                <w:color w:val="1C1C1C"/>
+                <w:sz w:val="20"/>
+                <w:szCs w:val="20"/>
+              </w:rPr>
+              <w:t xml:space="preserve">Самая низкая комиссия. Банк выдаёт платёжную ссылку или QR, но автоматическое подтверждение оплаты доступно не у всех банков.</w:t>
+            </w:r>
+          </w:p>
+        </w:tc>
+        <w:tc>
+          <w:tcPr>
             <w:tcW w:type="dxa" w:w="2000"/>
             <w:shd w:fill="FFFFFF" w:val="clear"/>
             <w:tcMar>
@@ -1323,79 +1356,7 @@
                 <w:sz w:val="20"/>
                 <w:szCs w:val="20"/>
               </w:rPr>
-              <w:t xml:space="preserve">СБП напрямую через банк</w:t>
-            </w:r>
-          </w:p>
-        </w:tc>
-        <w:tc>
-          <w:tcPr>
-            <w:tcW w:type="dxa" w:w="3900"/>
-            <w:shd w:fill="FFFFFF" w:val="clear"/>
-            <w:tcMar>
-              <w:top w:type="dxa" w:w="60"/>
-              <w:left w:type="dxa" w:w="100"/>
-              <w:bottom w:type="dxa" w:w="60"/>
-              <w:right w:type="dxa" w:w="100"/>
-            </w:tcMar>
-          </w:tcPr>
-          <w:p>
-            <w:r>
-              <w:rPr>
-                <w:b w:val="false"/>
-                <w:bCs w:val="false"/>
-                <w:color w:val="1C1C1C"/>
-                <w:sz w:val="20"/>
-                <w:szCs w:val="20"/>
-              </w:rPr>
-              <w:t xml:space="preserve">Самая низкая комиссия. Банк даёт платёжную ссылку/QR.</w:t>
-            </w:r>
-          </w:p>
-        </w:tc>
-        <w:tc>
-          <w:tcPr>
-            <w:tcW w:type="dxa" w:w="1600"/>
-            <w:shd w:fill="FFFFFF" w:val="clear"/>
-            <w:tcMar>
-              <w:top w:type="dxa" w:w="60"/>
-              <w:left w:type="dxa" w:w="100"/>
-              <w:bottom w:type="dxa" w:w="60"/>
-              <w:right w:type="dxa" w:w="100"/>
-            </w:tcMar>
-          </w:tcPr>
-          <w:p>
-            <w:r>
-              <w:rPr>
-                <w:b w:val="false"/>
-                <w:bCs w:val="false"/>
-                <w:color w:val="1C1C1C"/>
-                <w:sz w:val="20"/>
-                <w:szCs w:val="20"/>
-              </w:rPr>
-              <w:t xml:space="preserve">~0.4–0.7%</w:t>
-            </w:r>
-          </w:p>
-        </w:tc>
-        <w:tc>
-          <w:tcPr>
-            <w:tcW w:type="dxa" w:w="1300"/>
-            <w:shd w:fill="FFFFFF" w:val="clear"/>
-            <w:tcMar>
-              <w:top w:type="dxa" w:w="60"/>
-              <w:left w:type="dxa" w:w="100"/>
-              <w:bottom w:type="dxa" w:w="60"/>
-              <w:right w:type="dxa" w:w="100"/>
-            </w:tcMar>
-          </w:tcPr>
-          <w:p>
-            <w:r>
-              <w:rPr>
-                <w:b w:val="false"/>
-                <w:bCs w:val="false"/>
-                <w:color w:val="1C1C1C"/>
-                <w:sz w:val="20"/>
-                <w:szCs w:val="20"/>
-              </w:rPr>
-              <w:t xml:space="preserve">Да</w:t>
+              <w:t xml:space="preserve">Самый дешёвый приём</w:t>
             </w:r>
           </w:p>
         </w:tc>
@@ -1413,33 +1374,7 @@
           <w:sz w:val="20"/>
           <w:szCs w:val="20"/>
         </w:rPr>
-        <w:t xml:space="preserve">* Комиссии ориентировочные, уточняйте в личном кабинете — они зависят от оборота и тарифа.</w:t>
-      </w:r>
-    </w:p>
-    <w:p>
-      <w:pPr>
-        <w:pBdr>
-          <w:left w:val="single" w:color="123F30" w:sz="24" w:space="8"/>
-        </w:pBdr>
-        <w:shd w:fill="F3F7F4" w:val="clear"/>
-        <w:spacing w:after="140" w:before="60"/>
-        <w:ind w:left="60"/>
-      </w:pPr>
-      <w:r>
-        <w:rPr>
-          <w:b/>
-          <w:bCs/>
-          <w:sz w:val="22"/>
-          <w:szCs w:val="22"/>
-        </w:rPr>
-        <w:t xml:space="preserve">Рекомендация. </w:t>
-      </w:r>
-      <w:r>
-        <w:rPr>
-          <w:sz w:val="22"/>
-          <w:szCs w:val="22"/>
-        </w:rPr>
-        <w:t xml:space="preserve">ИП — ЮKassa: карты, СБП и касса в одном месте, минимум возни. Самозанятый — Robokassa или СБП напрямую через банк (Тинькофф работает с самозанятыми).</w:t>
+        <w:t xml:space="preserve">Точные проценты и сроки зачисления смотрите в тарифах на сайте выбранного сервиса — они периодически пересматриваются. Общее правило: оплата по СБП обходится в разы дешевле, чем картой, поэтому в проекте СБП стоит основным способом.</w:t>
       </w:r>
     </w:p>
     <w:p>
@@ -1455,7 +1390,7 @@
           <w:sz w:val="30"/>
           <w:szCs w:val="30"/>
         </w:rPr>
-        <w:t xml:space="preserve">5. Регистрация в ЮKassa — по шагам</w:t>
+        <w:t xml:space="preserve">7. Регистрация в ЮKassa — по шагам</w:t>
       </w:r>
     </w:p>
     <w:p>
@@ -1463,7 +1398,7 @@
         <w:pStyle w:val="ListParagraph"/>
         <w:numPr>
           <w:ilvl w:val="0"/>
-          <w:numId w:val="2"/>
+          <w:numId w:val="3"/>
         </w:numPr>
         <w:spacing w:after="90"/>
       </w:pPr>
@@ -1480,7 +1415,7 @@
         <w:pStyle w:val="ListParagraph"/>
         <w:numPr>
           <w:ilvl w:val="0"/>
-          <w:numId w:val="2"/>
+          <w:numId w:val="3"/>
         </w:numPr>
         <w:spacing w:after="90"/>
       </w:pPr>
@@ -1489,7 +1424,7 @@
           <w:sz w:val="22"/>
           <w:szCs w:val="22"/>
         </w:rPr>
-        <w:t xml:space="preserve">Заполнить анкету: данные ИП/ООО (ИНН, ОГРН), реквизиты расчётного счёта, сайт магазина.</w:t>
+        <w:t xml:space="preserve">Заполнить анкету: данные ИП (ИНН, ОГРНИП), реквизиты расчётного счёта, адрес сайта.</w:t>
       </w:r>
     </w:p>
     <w:p>
@@ -1497,7 +1432,7 @@
         <w:pStyle w:val="ListParagraph"/>
         <w:numPr>
           <w:ilvl w:val="0"/>
-          <w:numId w:val="2"/>
+          <w:numId w:val="3"/>
         </w:numPr>
         <w:spacing w:after="90"/>
       </w:pPr>
@@ -1506,7 +1441,7 @@
           <w:sz w:val="22"/>
           <w:szCs w:val="22"/>
         </w:rPr>
-        <w:t xml:space="preserve">Подписать договор — обычно полностью онлайн через電 подпись или код из СМС.</w:t>
+        <w:t xml:space="preserve">Подписать договор — обычно полностью онлайн, подтверждение кодом из СМС.</w:t>
       </w:r>
     </w:p>
     <w:p>
@@ -1514,7 +1449,7 @@
         <w:pStyle w:val="ListParagraph"/>
         <w:numPr>
           <w:ilvl w:val="0"/>
-          <w:numId w:val="2"/>
+          <w:numId w:val="3"/>
         </w:numPr>
         <w:spacing w:after="90"/>
       </w:pPr>
@@ -1523,7 +1458,7 @@
           <w:sz w:val="22"/>
           <w:szCs w:val="22"/>
         </w:rPr>
-        <w:t xml:space="preserve">Дождаться модерации: от нескольких часов до 1–2 рабочих дней. Могут запросить фото товаров/меню и подтверждение владения доменом.</w:t>
+        <w:t xml:space="preserve">Пройти модерацию: от нескольких часов до 1–2 рабочих дней. Могут запросить меню, фото продукции и подтверждение прав на домен.</w:t>
       </w:r>
     </w:p>
     <w:p>
@@ -1531,7 +1466,7 @@
         <w:pStyle w:val="ListParagraph"/>
         <w:numPr>
           <w:ilvl w:val="0"/>
-          <w:numId w:val="2"/>
+          <w:numId w:val="3"/>
         </w:numPr>
         <w:spacing w:after="90"/>
       </w:pPr>
@@ -1540,7 +1475,7 @@
           <w:sz w:val="22"/>
           <w:szCs w:val="22"/>
         </w:rPr>
-        <w:t xml:space="preserve">После одобрения в кабинете «Настройки → Магазин» получить два ключа: shopId (идентификатор) и секретный ключ.</w:t>
+        <w:t xml:space="preserve">После одобрения в разделе «Настройки → Магазин» получить два ключа: shopId и секретный ключ.</w:t>
       </w:r>
     </w:p>
     <w:p>
@@ -1548,7 +1483,7 @@
         <w:pStyle w:val="ListParagraph"/>
         <w:numPr>
           <w:ilvl w:val="0"/>
-          <w:numId w:val="2"/>
+          <w:numId w:val="3"/>
         </w:numPr>
         <w:spacing w:after="90"/>
       </w:pPr>
@@ -1557,7 +1492,7 @@
           <w:sz w:val="22"/>
           <w:szCs w:val="22"/>
         </w:rPr>
-        <w:t xml:space="preserve">Там же включить нужные способы оплаты: СБП, банковские карты, SberPay.</w:t>
+        <w:t xml:space="preserve">Включить нужные способы оплаты: СБП обязательно, карты — по желанию.</w:t>
       </w:r>
     </w:p>
     <w:p>
@@ -1565,7 +1500,7 @@
         <w:pStyle w:val="ListParagraph"/>
         <w:numPr>
           <w:ilvl w:val="0"/>
-          <w:numId w:val="2"/>
+          <w:numId w:val="3"/>
         </w:numPr>
         <w:spacing w:after="90"/>
       </w:pPr>
@@ -1574,7 +1509,24 @@
           <w:sz w:val="22"/>
           <w:szCs w:val="22"/>
         </w:rPr>
-        <w:t xml:space="preserve">В разделе тестового магазина взять тестовые ключи — на них проверяют оплату перед запуском.</w:t>
+        <w:t xml:space="preserve">Подключить кассу (или указать данные внешней облачной кассы) — без неё чеки уходить не будут.</w:t>
+      </w:r>
+    </w:p>
+    <w:p>
+      <w:pPr>
+        <w:pStyle w:val="ListParagraph"/>
+        <w:numPr>
+          <w:ilvl w:val="0"/>
+          <w:numId w:val="3"/>
+        </w:numPr>
+        <w:spacing w:after="90"/>
+      </w:pPr>
+      <w:r>
+        <w:rPr>
+          <w:sz w:val="22"/>
+          <w:szCs w:val="22"/>
+        </w:rPr>
+        <w:t xml:space="preserve">Взять тестовые ключи в разделе тестового магазина — на них проверяется вся схема до запуска.</w:t>
       </w:r>
     </w:p>
     <w:p>
@@ -1593,14 +1545,14 @@
           <w:sz w:val="22"/>
           <w:szCs w:val="22"/>
         </w:rPr>
-        <w:t xml:space="preserve">Секретный ключ — как пароль от денег. </w:t>
-      </w:r>
-      <w:r>
-        <w:rPr>
-          <w:sz w:val="22"/>
-          <w:szCs w:val="22"/>
-        </w:rPr>
-        <w:t xml:space="preserve">Его нельзя выкладывать в открытый код сайта, отправлять в мессенджеры посторонним или коммитить в GitHub. Он хранится только на сервере.</w:t>
+        <w:t xml:space="preserve">Секретный ключ — это доступ к деньгам. </w:t>
+      </w:r>
+      <w:r>
+        <w:rPr>
+          <w:sz w:val="22"/>
+          <w:szCs w:val="22"/>
+        </w:rPr>
+        <w:t xml:space="preserve">Его нельзя выкладывать в код сайта, пересылать в мессенджерах посторонним и хранить в GitHub. Он лежит только на сервере, в файле вне публичной папки.</w:t>
       </w:r>
     </w:p>
     <w:p>
@@ -1616,333 +1568,7 @@
           <w:sz w:val="30"/>
           <w:szCs w:val="30"/>
         </w:rPr>
-        <w:t xml:space="preserve">6. Что требуется от сайта и хостинга</w:t>
-      </w:r>
-    </w:p>
-    <w:p>
-      <w:pPr>
-        <w:spacing w:after="120"/>
-      </w:pPr>
-      <w:r>
-        <w:rPr>
-          <w:sz w:val="22"/>
-          <w:szCs w:val="22"/>
-        </w:rPr>
-        <w:t xml:space="preserve">Мы не на Vercel, а на своём домене — значит, оплату обслуживает наш сервер. Нужны три вещи:</w:t>
-      </w:r>
-    </w:p>
-    <w:p>
-      <w:pPr>
-        <w:pStyle w:val="ListParagraph"/>
-        <w:numPr>
-          <w:ilvl w:val="0"/>
-          <w:numId w:val="3"/>
-        </w:numPr>
-        <w:spacing w:after="90"/>
-      </w:pPr>
-      <w:r>
-        <w:rPr>
-          <w:b/>
-          <w:bCs/>
-          <w:sz w:val="22"/>
-          <w:szCs w:val="22"/>
-        </w:rPr>
-        <w:t xml:space="preserve">HTTPS (SSL-сертификат) на домене. </w:t>
-      </w:r>
-      <w:r>
-        <w:rPr>
-          <w:sz w:val="22"/>
-          <w:szCs w:val="22"/>
-        </w:rPr>
-        <w:t xml:space="preserve">Платёжные сервисы категорически не работают по http. Бесплатно ставится через Let’s Encrypt (certbot) — это делается один раз при настройке сервера.</w:t>
-      </w:r>
-    </w:p>
-    <w:p>
-      <w:pPr>
-        <w:pStyle w:val="ListParagraph"/>
-        <w:numPr>
-          <w:ilvl w:val="0"/>
-          <w:numId w:val="3"/>
-        </w:numPr>
-        <w:spacing w:after="90"/>
-      </w:pPr>
-      <w:r>
-        <w:rPr>
-          <w:b/>
-          <w:bCs/>
-          <w:sz w:val="22"/>
-          <w:szCs w:val="22"/>
-        </w:rPr>
-        <w:t xml:space="preserve">Возможность выполнять серверный код. </w:t>
-      </w:r>
-      <w:r>
-        <w:rPr>
-          <w:sz w:val="22"/>
-          <w:szCs w:val="22"/>
-        </w:rPr>
-        <w:t xml:space="preserve">На обычном хостинге это PHP (есть практически везде), на VPS — PHP или Node.js. Нужен буквально один небольшой скрипт.</w:t>
-      </w:r>
-    </w:p>
-    <w:p>
-      <w:pPr>
-        <w:pStyle w:val="ListParagraph"/>
-        <w:numPr>
-          <w:ilvl w:val="0"/>
-          <w:numId w:val="3"/>
-        </w:numPr>
-        <w:spacing w:after="90"/>
-      </w:pPr>
-      <w:r>
-        <w:rPr>
-          <w:b/>
-          <w:bCs/>
-          <w:sz w:val="22"/>
-          <w:szCs w:val="22"/>
-        </w:rPr>
-        <w:t xml:space="preserve">Постоянно доступный домен. </w:t>
-      </w:r>
-      <w:r>
-        <w:rPr>
-          <w:sz w:val="22"/>
-          <w:szCs w:val="22"/>
-        </w:rPr>
-        <w:t xml:space="preserve">На него платёжный сервис будет присылать уведомление об оплате (вебхук).</w:t>
-      </w:r>
-    </w:p>
-    <w:p>
-      <w:pPr>
-        <w:pStyle w:val="Heading1"/>
-        <w:spacing w:after="140" w:before="340"/>
-      </w:pPr>
-      <w:r>
-        <w:rPr>
-          <w:b/>
-          <w:bCs/>
-          <w:color w:val="123F30"/>
-          <w:sz w:val="30"/>
-          <w:szCs w:val="30"/>
-        </w:rPr>
-        <w:t xml:space="preserve">7. Как оплата встроится в сайт (техническая схема простыми словами)</w:t>
-      </w:r>
-    </w:p>
-    <w:p>
-      <w:pPr>
-        <w:pBdr>
-          <w:left w:val="single" w:color="D9C79A" w:sz="18" w:space="6"/>
-        </w:pBdr>
-        <w:shd w:fill="F2F2EE" w:val="clear"/>
-        <w:spacing w:after="0" w:line="240"/>
-      </w:pPr>
-      <w:r>
-        <w:rPr>
-          <w:rFonts w:ascii="Consolas" w:cs="Consolas" w:eastAsia="Consolas" w:hAnsi="Consolas"/>
-          <w:color w:val="1C1C1C"/>
-          <w:sz w:val="18"/>
-          <w:szCs w:val="18"/>
-        </w:rPr>
-        <w:t xml:space="preserve">1. Клиент нажал «Оплатить»</w:t>
-      </w:r>
-    </w:p>
-    <w:p>
-      <w:pPr>
-        <w:pBdr>
-          <w:left w:val="single" w:color="D9C79A" w:sz="18" w:space="6"/>
-        </w:pBdr>
-        <w:shd w:fill="F2F2EE" w:val="clear"/>
-        <w:spacing w:after="0" w:line="240"/>
-      </w:pPr>
-      <w:r>
-        <w:rPr>
-          <w:rFonts w:ascii="Consolas" w:cs="Consolas" w:eastAsia="Consolas" w:hAnsi="Consolas"/>
-          <w:color w:val="1C1C1C"/>
-          <w:sz w:val="18"/>
-          <w:szCs w:val="18"/>
-        </w:rPr>
-        <w:t xml:space="preserve">2. Сайт отправляет на НАШ сервер: сумму, номер заказа, список товаров</w:t>
-      </w:r>
-    </w:p>
-    <w:p>
-      <w:pPr>
-        <w:pBdr>
-          <w:left w:val="single" w:color="D9C79A" w:sz="18" w:space="6"/>
-        </w:pBdr>
-        <w:shd w:fill="F2F2EE" w:val="clear"/>
-        <w:spacing w:after="0" w:line="240"/>
-      </w:pPr>
-      <w:r>
-        <w:rPr>
-          <w:rFonts w:ascii="Consolas" w:cs="Consolas" w:eastAsia="Consolas" w:hAnsi="Consolas"/>
-          <w:color w:val="1C1C1C"/>
-          <w:sz w:val="18"/>
-          <w:szCs w:val="18"/>
-        </w:rPr>
-        <w:t xml:space="preserve">3. Наш скрипт обращается к ЮKassa с секретным ключом и создаёт платёж</w:t>
-      </w:r>
-    </w:p>
-    <w:p>
-      <w:pPr>
-        <w:pBdr>
-          <w:left w:val="single" w:color="D9C79A" w:sz="18" w:space="6"/>
-        </w:pBdr>
-        <w:shd w:fill="F2F2EE" w:val="clear"/>
-        <w:spacing w:after="0" w:line="240"/>
-      </w:pPr>
-      <w:r>
-        <w:rPr>
-          <w:rFonts w:ascii="Consolas" w:cs="Consolas" w:eastAsia="Consolas" w:hAnsi="Consolas"/>
-          <w:color w:val="1C1C1C"/>
-          <w:sz w:val="18"/>
-          <w:szCs w:val="18"/>
-        </w:rPr>
-        <w:t xml:space="preserve">4. ЮKassa возвращает ссылку на страницу оплаты</w:t>
-      </w:r>
-    </w:p>
-    <w:p>
-      <w:pPr>
-        <w:pBdr>
-          <w:left w:val="single" w:color="D9C79A" w:sz="18" w:space="6"/>
-        </w:pBdr>
-        <w:shd w:fill="F2F2EE" w:val="clear"/>
-        <w:spacing w:after="0" w:line="240"/>
-      </w:pPr>
-      <w:r>
-        <w:rPr>
-          <w:rFonts w:ascii="Consolas" w:cs="Consolas" w:eastAsia="Consolas" w:hAnsi="Consolas"/>
-          <w:color w:val="1C1C1C"/>
-          <w:sz w:val="18"/>
-          <w:szCs w:val="18"/>
-        </w:rPr>
-        <w:t xml:space="preserve">5. Сайт перенаправляет клиента на эту ссылку</w:t>
-      </w:r>
-    </w:p>
-    <w:p>
-      <w:pPr>
-        <w:pBdr>
-          <w:left w:val="single" w:color="D9C79A" w:sz="18" w:space="6"/>
-        </w:pBdr>
-        <w:shd w:fill="F2F2EE" w:val="clear"/>
-        <w:spacing w:after="0" w:line="240"/>
-      </w:pPr>
-      <w:r>
-        <w:rPr>
-          <w:rFonts w:ascii="Consolas" w:cs="Consolas" w:eastAsia="Consolas" w:hAnsi="Consolas"/>
-          <w:color w:val="1C1C1C"/>
-          <w:sz w:val="18"/>
-          <w:szCs w:val="18"/>
-        </w:rPr>
-        <w:t xml:space="preserve">6. Клиент платит: телефон -&gt; выбор банка, компьютер -&gt; QR-код</w:t>
-      </w:r>
-    </w:p>
-    <w:p>
-      <w:pPr>
-        <w:pBdr>
-          <w:left w:val="single" w:color="D9C79A" w:sz="18" w:space="6"/>
-        </w:pBdr>
-        <w:shd w:fill="F2F2EE" w:val="clear"/>
-        <w:spacing w:after="0" w:line="240"/>
-      </w:pPr>
-      <w:r>
-        <w:rPr>
-          <w:rFonts w:ascii="Consolas" w:cs="Consolas" w:eastAsia="Consolas" w:hAnsi="Consolas"/>
-          <w:color w:val="1C1C1C"/>
-          <w:sz w:val="18"/>
-          <w:szCs w:val="18"/>
-        </w:rPr>
-        <w:t xml:space="preserve">7. Деньги идут на счёт продавца, чек уходит в налоговую и клиенту</w:t>
-      </w:r>
-    </w:p>
-    <w:p>
-      <w:pPr>
-        <w:pBdr>
-          <w:left w:val="single" w:color="D9C79A" w:sz="18" w:space="6"/>
-        </w:pBdr>
-        <w:shd w:fill="F2F2EE" w:val="clear"/>
-        <w:spacing w:after="0" w:line="240"/>
-      </w:pPr>
-      <w:r>
-        <w:rPr>
-          <w:rFonts w:ascii="Consolas" w:cs="Consolas" w:eastAsia="Consolas" w:hAnsi="Consolas"/>
-          <w:color w:val="1C1C1C"/>
-          <w:sz w:val="18"/>
-          <w:szCs w:val="18"/>
-        </w:rPr>
-        <w:t xml:space="preserve">8. Клиент возвращается на страницу "Спасибо за заказ"</w:t>
-      </w:r>
-    </w:p>
-    <w:p>
-      <w:pPr>
-        <w:pBdr>
-          <w:left w:val="single" w:color="D9C79A" w:sz="18" w:space="6"/>
-        </w:pBdr>
-        <w:shd w:fill="F2F2EE" w:val="clear"/>
-        <w:spacing w:after="0" w:line="240"/>
-      </w:pPr>
-      <w:r>
-        <w:rPr>
-          <w:rFonts w:ascii="Consolas" w:cs="Consolas" w:eastAsia="Consolas" w:hAnsi="Consolas"/>
-          <w:color w:val="1C1C1C"/>
-          <w:sz w:val="18"/>
-          <w:szCs w:val="18"/>
-        </w:rPr>
-        <w:t xml:space="preserve">9. ЮKassa шлёт на наш сервер уведомление "оплачено" (вебхук)</w:t>
-      </w:r>
-    </w:p>
-    <w:p>
-      <w:pPr>
-        <w:pBdr>
-          <w:left w:val="single" w:color="D9C79A" w:sz="18" w:space="6"/>
-        </w:pBdr>
-        <w:shd w:fill="F2F2EE" w:val="clear"/>
-        <w:spacing w:after="0" w:line="240"/>
-      </w:pPr>
-      <w:r>
-        <w:rPr>
-          <w:rFonts w:ascii="Consolas" w:cs="Consolas" w:eastAsia="Consolas" w:hAnsi="Consolas"/>
-          <w:color w:val="1C1C1C"/>
-          <w:sz w:val="18"/>
-          <w:szCs w:val="18"/>
-        </w:rPr>
-        <w:t xml:space="preserve">   -&gt; заказ автоматически помечается оплаченным</w:t>
-      </w:r>
-    </w:p>
-    <w:p>
-      <w:pPr>
-        <w:spacing w:after="120"/>
-      </w:pPr>
-      <w:r>
-        <w:rPr>
-          <w:sz w:val="22"/>
-          <w:szCs w:val="22"/>
-        </w:rPr>
-        <w:t xml:space="preserve">На сайте появятся четыре новых файла: скрипт создания платежа, скрипт приёма уведомлений, файл с ключами (закрытый от посторонних) и страница «Спасибо». Весь готовый код — во втором файле инструкции, его отдают разработчику или ИИ-агенту.</w:t>
-      </w:r>
-    </w:p>
-    <w:p>
-      <w:pPr>
-        <w:pStyle w:val="Heading1"/>
-        <w:spacing w:after="140" w:before="340"/>
-      </w:pPr>
-      <w:r>
-        <w:rPr>
-          <w:b/>
-          <w:bCs/>
-          <w:color w:val="123F30"/>
-          <w:sz w:val="30"/>
-          <w:szCs w:val="30"/>
-        </w:rPr>
-        <w:t xml:space="preserve">8. Вариант без программирования (быстрый старт)</w:t>
-      </w:r>
-    </w:p>
-    <w:p>
-      <w:pPr>
-        <w:spacing w:after="120"/>
-      </w:pPr>
-      <w:r>
-        <w:rPr>
-          <w:sz w:val="22"/>
-          <w:szCs w:val="22"/>
-        </w:rPr>
-        <w:t xml:space="preserve">Если нужно принять первые оплаты уже сегодня, а разработку отложить:</w:t>
+        <w:t xml:space="preserve">8. Что требуется от сайта</w:t>
       </w:r>
     </w:p>
     <w:p>
@@ -1956,10 +1582,19 @@
       </w:pPr>
       <w:r>
         <w:rPr>
-          <w:sz w:val="22"/>
-          <w:szCs w:val="22"/>
-        </w:rPr>
-        <w:t xml:space="preserve">В банке или в кабинете платёжного сервиса создать платёжную ссылку (или статический QR СБП).</w:t>
+          <w:b/>
+          <w:bCs/>
+          <w:sz w:val="22"/>
+          <w:szCs w:val="22"/>
+        </w:rPr>
+        <w:t xml:space="preserve">HTTPS на домене. </w:t>
+      </w:r>
+      <w:r>
+        <w:rPr>
+          <w:sz w:val="22"/>
+          <w:szCs w:val="22"/>
+        </w:rPr>
+        <w:t xml:space="preserve">Платёжный сервис не работает по http. Ставится бесплатно (Let’s Encrypt) при настройке сервера — см. файл 3.</w:t>
       </w:r>
     </w:p>
     <w:p>
@@ -1973,10 +1608,19 @@
       </w:pPr>
       <w:r>
         <w:rPr>
-          <w:sz w:val="22"/>
-          <w:szCs w:val="22"/>
-        </w:rPr>
-        <w:t xml:space="preserve">Разместить её на сайте кнопкой «Оплатить» или отправлять клиенту после заказа.</w:t>
+          <w:b/>
+          <w:bCs/>
+          <w:sz w:val="22"/>
+          <w:szCs w:val="22"/>
+        </w:rPr>
+        <w:t xml:space="preserve">Серверная часть. </w:t>
+      </w:r>
+      <w:r>
+        <w:rPr>
+          <w:sz w:val="22"/>
+          <w:szCs w:val="22"/>
+        </w:rPr>
+        <w:t xml:space="preserve">Небольшой набор скриптов, который создаёт заказ, обращается к ЮKassa и принимает подтверждение оплаты. Готовый код — в файле 2.</w:t>
       </w:r>
     </w:p>
     <w:p>
@@ -1990,31 +1634,45 @@
       </w:pPr>
       <w:r>
         <w:rPr>
-          <w:sz w:val="22"/>
-          <w:szCs w:val="22"/>
-        </w:rPr>
-        <w:t xml:space="preserve">На телефоне ссылка открывает выбор банка, на компьютере — QR. Всё легально, чек формируется как обычно.</w:t>
-      </w:r>
-    </w:p>
-    <w:p>
-      <w:pPr>
-        <w:spacing w:after="120"/>
-      </w:pPr>
-      <w:r>
-        <w:rPr>
-          <w:b/>
-          <w:bCs/>
-          <w:sz w:val="22"/>
-          <w:szCs w:val="22"/>
-        </w:rPr>
-        <w:t xml:space="preserve">Минусы: </w:t>
-      </w:r>
-      <w:r>
-        <w:rPr>
-          <w:sz w:val="22"/>
-          <w:szCs w:val="22"/>
-        </w:rPr>
-        <w:t xml:space="preserve">сумма подставляется не автоматически (или ссылка на фиксированную сумму), заказ приходится помечать оплаченным вручную. Для магазина с потоком заказов лучше полноценная интеграция.</w:t>
+          <w:b/>
+          <w:bCs/>
+          <w:sz w:val="22"/>
+          <w:szCs w:val="22"/>
+        </w:rPr>
+        <w:t xml:space="preserve">База заказов. </w:t>
+      </w:r>
+      <w:r>
+        <w:rPr>
+          <w:sz w:val="22"/>
+          <w:szCs w:val="22"/>
+        </w:rPr>
+        <w:t xml:space="preserve">Заказы хранятся на сервере со статусами «ждёт оплаты» / «оплачен». Без неё нельзя достоверно узнать, оплачен ли заказ.</w:t>
+      </w:r>
+    </w:p>
+    <w:p>
+      <w:pPr>
+        <w:pStyle w:val="ListParagraph"/>
+        <w:numPr>
+          <w:ilvl w:val="0"/>
+          <w:numId w:val="4"/>
+        </w:numPr>
+        <w:spacing w:after="90"/>
+      </w:pPr>
+      <w:r>
+        <w:rPr>
+          <w:b/>
+          <w:bCs/>
+          <w:sz w:val="22"/>
+          <w:szCs w:val="22"/>
+        </w:rPr>
+        <w:t xml:space="preserve">Актуальное меню на сервере. </w:t>
+      </w:r>
+      <w:r>
+        <w:rPr>
+          <w:sz w:val="22"/>
+          <w:szCs w:val="22"/>
+        </w:rPr>
+        <w:t xml:space="preserve">Цены хранятся на сервере, а не в браузере: сумму к оплате считает сервер. Иначе покупатель может подменить цену в браузере и оплатить заказ за рубль.</w:t>
       </w:r>
     </w:p>
     <w:p>
@@ -2030,7 +1688,221 @@
           <w:sz w:val="30"/>
           <w:szCs w:val="30"/>
         </w:rPr>
-        <w:t xml:space="preserve">9. Деньги: сроки и стоимость</w:t>
+        <w:t xml:space="preserve">9. Как всё работает вместе</w:t>
+      </w:r>
+    </w:p>
+    <w:p>
+      <w:pPr>
+        <w:pBdr>
+          <w:left w:val="single" w:color="D9C79A" w:sz="18" w:space="6"/>
+        </w:pBdr>
+        <w:shd w:fill="F2F2EE" w:val="clear"/>
+        <w:spacing w:after="0" w:line="240"/>
+      </w:pPr>
+      <w:r>
+        <w:rPr>
+          <w:rFonts w:ascii="Consolas" w:cs="Consolas" w:eastAsia="Consolas" w:hAnsi="Consolas"/>
+          <w:color w:val="1C1C1C"/>
+          <w:sz w:val="17"/>
+          <w:szCs w:val="17"/>
+        </w:rPr>
+        <w:t xml:space="preserve">1. Клиент нажал «Оплатить»</w:t>
+      </w:r>
+    </w:p>
+    <w:p>
+      <w:pPr>
+        <w:pBdr>
+          <w:left w:val="single" w:color="D9C79A" w:sz="18" w:space="6"/>
+        </w:pBdr>
+        <w:shd w:fill="F2F2EE" w:val="clear"/>
+        <w:spacing w:after="0" w:line="240"/>
+      </w:pPr>
+      <w:r>
+        <w:rPr>
+          <w:rFonts w:ascii="Consolas" w:cs="Consolas" w:eastAsia="Consolas" w:hAnsi="Consolas"/>
+          <w:color w:val="1C1C1C"/>
+          <w:sz w:val="17"/>
+          <w:szCs w:val="17"/>
+        </w:rPr>
+        <w:t xml:space="preserve">2. Сайт отправляет на НАШ сервер: номер позиций меню и количество</w:t>
+      </w:r>
+    </w:p>
+    <w:p>
+      <w:pPr>
+        <w:pBdr>
+          <w:left w:val="single" w:color="D9C79A" w:sz="18" w:space="6"/>
+        </w:pBdr>
+        <w:shd w:fill="F2F2EE" w:val="clear"/>
+        <w:spacing w:after="0" w:line="240"/>
+      </w:pPr>
+      <w:r>
+        <w:rPr>
+          <w:rFonts w:ascii="Consolas" w:cs="Consolas" w:eastAsia="Consolas" w:hAnsi="Consolas"/>
+          <w:color w:val="1C1C1C"/>
+          <w:sz w:val="17"/>
+          <w:szCs w:val="17"/>
+        </w:rPr>
+        <w:t xml:space="preserve">3. Сервер сам считает сумму по своему меню и создаёт заказ</w:t>
+      </w:r>
+    </w:p>
+    <w:p>
+      <w:pPr>
+        <w:pBdr>
+          <w:left w:val="single" w:color="D9C79A" w:sz="18" w:space="6"/>
+        </w:pBdr>
+        <w:shd w:fill="F2F2EE" w:val="clear"/>
+        <w:spacing w:after="0" w:line="240"/>
+      </w:pPr>
+      <w:r>
+        <w:rPr>
+          <w:rFonts w:ascii="Consolas" w:cs="Consolas" w:eastAsia="Consolas" w:hAnsi="Consolas"/>
+          <w:color w:val="1C1C1C"/>
+          <w:sz w:val="17"/>
+          <w:szCs w:val="17"/>
+        </w:rPr>
+        <w:t xml:space="preserve">   со статусом «ждёт оплаты»</w:t>
+      </w:r>
+    </w:p>
+    <w:p>
+      <w:pPr>
+        <w:pBdr>
+          <w:left w:val="single" w:color="D9C79A" w:sz="18" w:space="6"/>
+        </w:pBdr>
+        <w:shd w:fill="F2F2EE" w:val="clear"/>
+        <w:spacing w:after="0" w:line="240"/>
+      </w:pPr>
+      <w:r>
+        <w:rPr>
+          <w:rFonts w:ascii="Consolas" w:cs="Consolas" w:eastAsia="Consolas" w:hAnsi="Consolas"/>
+          <w:color w:val="1C1C1C"/>
+          <w:sz w:val="17"/>
+          <w:szCs w:val="17"/>
+        </w:rPr>
+        <w:t xml:space="preserve">4. Сервер обращается к ЮKassa и получает ссылку на оплату</w:t>
+      </w:r>
+    </w:p>
+    <w:p>
+      <w:pPr>
+        <w:pBdr>
+          <w:left w:val="single" w:color="D9C79A" w:sz="18" w:space="6"/>
+        </w:pBdr>
+        <w:shd w:fill="F2F2EE" w:val="clear"/>
+        <w:spacing w:after="0" w:line="240"/>
+      </w:pPr>
+      <w:r>
+        <w:rPr>
+          <w:rFonts w:ascii="Consolas" w:cs="Consolas" w:eastAsia="Consolas" w:hAnsi="Consolas"/>
+          <w:color w:val="1C1C1C"/>
+          <w:sz w:val="17"/>
+          <w:szCs w:val="17"/>
+        </w:rPr>
+        <w:t xml:space="preserve">5. Клиент платит: телефон -&gt; выбор банка, компьютер -&gt; QR</w:t>
+      </w:r>
+    </w:p>
+    <w:p>
+      <w:pPr>
+        <w:pBdr>
+          <w:left w:val="single" w:color="D9C79A" w:sz="18" w:space="6"/>
+        </w:pBdr>
+        <w:shd w:fill="F2F2EE" w:val="clear"/>
+        <w:spacing w:after="0" w:line="240"/>
+      </w:pPr>
+      <w:r>
+        <w:rPr>
+          <w:rFonts w:ascii="Consolas" w:cs="Consolas" w:eastAsia="Consolas" w:hAnsi="Consolas"/>
+          <w:color w:val="1C1C1C"/>
+          <w:sz w:val="17"/>
+          <w:szCs w:val="17"/>
+        </w:rPr>
+        <w:t xml:space="preserve">6. Деньги идут на счёт, покупателю уходит чек предоплаты</w:t>
+      </w:r>
+    </w:p>
+    <w:p>
+      <w:pPr>
+        <w:pBdr>
+          <w:left w:val="single" w:color="D9C79A" w:sz="18" w:space="6"/>
+        </w:pBdr>
+        <w:shd w:fill="F2F2EE" w:val="clear"/>
+        <w:spacing w:after="0" w:line="240"/>
+      </w:pPr>
+      <w:r>
+        <w:rPr>
+          <w:rFonts w:ascii="Consolas" w:cs="Consolas" w:eastAsia="Consolas" w:hAnsi="Consolas"/>
+          <w:color w:val="1C1C1C"/>
+          <w:sz w:val="17"/>
+          <w:szCs w:val="17"/>
+        </w:rPr>
+        <w:t xml:space="preserve">7. ЮKassa сообщает нашему серверу об оплате</w:t>
+      </w:r>
+    </w:p>
+    <w:p>
+      <w:pPr>
+        <w:pBdr>
+          <w:left w:val="single" w:color="D9C79A" w:sz="18" w:space="6"/>
+        </w:pBdr>
+        <w:shd w:fill="F2F2EE" w:val="clear"/>
+        <w:spacing w:after="0" w:line="240"/>
+      </w:pPr>
+      <w:r>
+        <w:rPr>
+          <w:rFonts w:ascii="Consolas" w:cs="Consolas" w:eastAsia="Consolas" w:hAnsi="Consolas"/>
+          <w:color w:val="1C1C1C"/>
+          <w:sz w:val="17"/>
+          <w:szCs w:val="17"/>
+        </w:rPr>
+        <w:t xml:space="preserve">8. Сервер перепроверяет платёж напрямую у ЮKassa и только тогда</w:t>
+      </w:r>
+    </w:p>
+    <w:p>
+      <w:pPr>
+        <w:pBdr>
+          <w:left w:val="single" w:color="D9C79A" w:sz="18" w:space="6"/>
+        </w:pBdr>
+        <w:shd w:fill="F2F2EE" w:val="clear"/>
+        <w:spacing w:after="0" w:line="240"/>
+      </w:pPr>
+      <w:r>
+        <w:rPr>
+          <w:rFonts w:ascii="Consolas" w:cs="Consolas" w:eastAsia="Consolas" w:hAnsi="Consolas"/>
+          <w:color w:val="1C1C1C"/>
+          <w:sz w:val="17"/>
+          <w:szCs w:val="17"/>
+        </w:rPr>
+        <w:t xml:space="preserve">   помечает заказ оплаченным</w:t>
+      </w:r>
+    </w:p>
+    <w:p>
+      <w:pPr>
+        <w:pBdr>
+          <w:left w:val="single" w:color="D9C79A" w:sz="18" w:space="6"/>
+        </w:pBdr>
+        <w:shd w:fill="F2F2EE" w:val="clear"/>
+        <w:spacing w:after="0" w:line="240"/>
+      </w:pPr>
+      <w:r>
+        <w:rPr>
+          <w:rFonts w:ascii="Consolas" w:cs="Consolas" w:eastAsia="Consolas" w:hAnsi="Consolas"/>
+          <w:color w:val="1C1C1C"/>
+          <w:sz w:val="17"/>
+          <w:szCs w:val="17"/>
+        </w:rPr>
+        <w:t xml:space="preserve">9. Курьер везёт заказ, при вручении пробивается второй чек</w:t>
+      </w:r>
+    </w:p>
+    <w:p>
+      <w:pPr>
+        <w:pStyle w:val="Heading1"/>
+        <w:spacing w:after="140" w:before="340"/>
+      </w:pPr>
+      <w:r>
+        <w:rPr>
+          <w:b/>
+          <w:bCs/>
+          <w:color w:val="123F30"/>
+          <w:sz w:val="30"/>
+          <w:szCs w:val="30"/>
+        </w:rPr>
+        <w:t xml:space="preserve">10. Сроки</w:t>
       </w:r>
     </w:p>
     <w:tbl>
@@ -2073,7 +1945,7 @@
                 <w:sz w:val="20"/>
                 <w:szCs w:val="20"/>
               </w:rPr>
-              <w:t xml:space="preserve">Статья</w:t>
+              <w:t xml:space="preserve">Этап</w:t>
             </w:r>
           </w:p>
         </w:tc>
@@ -2097,7 +1969,7 @@
                 <w:sz w:val="20"/>
                 <w:szCs w:val="20"/>
               </w:rPr>
-              <w:t xml:space="preserve">Сумма / срок</w:t>
+              <w:t xml:space="preserve">Срок</w:t>
             </w:r>
           </w:p>
         </w:tc>
@@ -2126,7 +1998,7 @@
                 <w:sz w:val="20"/>
                 <w:szCs w:val="20"/>
               </w:rPr>
-              <w:t xml:space="preserve">Подключение платёжного сервиса</w:t>
+              <w:t xml:space="preserve">Регистрация и модерация в ЮKassa</w:t>
             </w:r>
           </w:p>
         </w:tc>
@@ -2150,7 +2022,7 @@
                 <w:sz w:val="20"/>
                 <w:szCs w:val="20"/>
               </w:rPr>
-              <w:t xml:space="preserve">Бесплатно</w:t>
+              <w:t xml:space="preserve">От нескольких часов до 2 рабочих дней</w:t>
             </w:r>
           </w:p>
         </w:tc>
@@ -2179,7 +2051,7 @@
                 <w:sz w:val="20"/>
                 <w:szCs w:val="20"/>
               </w:rPr>
-              <w:t xml:space="preserve">Комиссия за платёж</w:t>
+              <w:t xml:space="preserve">Подключение кассы</w:t>
             </w:r>
           </w:p>
         </w:tc>
@@ -2203,7 +2075,7 @@
                 <w:sz w:val="20"/>
                 <w:szCs w:val="20"/>
               </w:rPr>
-              <w:t xml:space="preserve">СБП ~0.4–0.7%, карты ~2.3–2.8%</w:t>
+              <w:t xml:space="preserve">1–3 дня (регистрация накопителя в ФНС)</w:t>
             </w:r>
           </w:p>
         </w:tc>
@@ -2232,7 +2104,7 @@
                 <w:sz w:val="20"/>
                 <w:szCs w:val="20"/>
               </w:rPr>
-              <w:t xml:space="preserve">Вывод денег на счёт</w:t>
+              <w:t xml:space="preserve">Настройка сервера и HTTPS</w:t>
             </w:r>
           </w:p>
         </w:tc>
@@ -2256,7 +2128,7 @@
                 <w:sz w:val="20"/>
                 <w:szCs w:val="20"/>
               </w:rPr>
-              <w:t xml:space="preserve">Обычно на следующий рабочий день (у некоторых — в тот же день)</w:t>
+              <w:t xml:space="preserve">Порядка часа</w:t>
             </w:r>
           </w:p>
         </w:tc>
@@ -2285,7 +2157,7 @@
                 <w:sz w:val="20"/>
                 <w:szCs w:val="20"/>
               </w:rPr>
-              <w:t xml:space="preserve">Оформление самозанятости</w:t>
+              <w:t xml:space="preserve">Разработка приёма оплаты по ТЗ</w:t>
             </w:r>
           </w:p>
         </w:tc>
@@ -2309,7 +2181,7 @@
                 <w:sz w:val="20"/>
                 <w:szCs w:val="20"/>
               </w:rPr>
-              <w:t xml:space="preserve">Бесплатно, 10 минут</w:t>
+              <w:t xml:space="preserve">Зависит от исполнителя</w:t>
             </w:r>
           </w:p>
         </w:tc>
@@ -2338,7 +2210,7 @@
                 <w:sz w:val="20"/>
                 <w:szCs w:val="20"/>
               </w:rPr>
-              <w:t xml:space="preserve">Оформление ИП</w:t>
+              <w:t xml:space="preserve">Тестирование на тестовых ключах</w:t>
             </w:r>
           </w:p>
         </w:tc>
@@ -2362,7 +2234,7 @@
                 <w:sz w:val="20"/>
                 <w:szCs w:val="20"/>
               </w:rPr>
-              <w:t xml:space="preserve">Госпошлина 0 ₽ при подаче онлайн, 1–3 дня</w:t>
+              <w:t xml:space="preserve">Полдня</w:t>
             </w:r>
           </w:p>
         </w:tc>
@@ -2391,7 +2263,7 @@
                 <w:sz w:val="20"/>
                 <w:szCs w:val="20"/>
               </w:rPr>
-              <w:t xml:space="preserve">Онлайн-касса (только ИП/ООО)</w:t>
+              <w:t xml:space="preserve">Итого до первых боевых платежей</w:t>
             </w:r>
           </w:p>
         </w:tc>
@@ -2415,60 +2287,7 @@
                 <w:sz w:val="20"/>
                 <w:szCs w:val="20"/>
               </w:rPr>
-              <w:t xml:space="preserve">От ~1 500 ₽/мес за облачную</w:t>
-            </w:r>
-          </w:p>
-        </w:tc>
-      </w:tr>
-      <w:tr>
-        <w:trPr>
-          <w:tblHeader w:val="false"/>
-        </w:trPr>
-        <w:tc>
-          <w:tcPr>
-            <w:tcW w:type="dxa" w:w="3200"/>
-            <w:shd w:fill="F4F6F4" w:val="clear"/>
-            <w:tcMar>
-              <w:top w:type="dxa" w:w="60"/>
-              <w:left w:type="dxa" w:w="100"/>
-              <w:bottom w:type="dxa" w:w="60"/>
-              <w:right w:type="dxa" w:w="100"/>
-            </w:tcMar>
-          </w:tcPr>
-          <w:p>
-            <w:r>
-              <w:rPr>
-                <w:b w:val="false"/>
-                <w:bCs w:val="false"/>
-                <w:color w:val="1C1C1C"/>
-                <w:sz w:val="20"/>
-                <w:szCs w:val="20"/>
-              </w:rPr>
-              <w:t xml:space="preserve">Модерация платёжного сервиса</w:t>
-            </w:r>
-          </w:p>
-        </w:tc>
-        <w:tc>
-          <w:tcPr>
-            <w:tcW w:type="dxa" w:w="5200"/>
-            <w:shd w:fill="F4F6F4" w:val="clear"/>
-            <w:tcMar>
-              <w:top w:type="dxa" w:w="60"/>
-              <w:left w:type="dxa" w:w="100"/>
-              <w:bottom w:type="dxa" w:w="60"/>
-              <w:right w:type="dxa" w:w="100"/>
-            </w:tcMar>
-          </w:tcPr>
-          <w:p>
-            <w:r>
-              <w:rPr>
-                <w:b w:val="false"/>
-                <w:bCs w:val="false"/>
-                <w:color w:val="1C1C1C"/>
-                <w:sz w:val="20"/>
-                <w:szCs w:val="20"/>
-              </w:rPr>
-              <w:t xml:space="preserve">От нескольких часов до 2 рабочих дней</w:t>
+              <w:t xml:space="preserve">Обычно 2–5 дней</w:t>
             </w:r>
           </w:p>
         </w:tc>
@@ -2487,7 +2306,7 @@
           <w:sz w:val="30"/>
           <w:szCs w:val="30"/>
         </w:rPr>
-        <w:t xml:space="preserve">10. Чек-лист: от нуля до первых денег</w:t>
+        <w:t xml:space="preserve">11. Чек-лист владельца</w:t>
       </w:r>
     </w:p>
     <w:p>
@@ -2504,7 +2323,7 @@
           <w:sz w:val="22"/>
           <w:szCs w:val="22"/>
         </w:rPr>
-        <w:t xml:space="preserve">Оформить самозанятость («Мой налог») или ИП.</w:t>
+        <w:t xml:space="preserve">Проверить, что расчётный счёт ИП открыт и активен.</w:t>
       </w:r>
     </w:p>
     <w:p>
@@ -2521,7 +2340,7 @@
           <w:sz w:val="22"/>
           <w:szCs w:val="22"/>
         </w:rPr>
-        <w:t xml:space="preserve">ИП — открыть расчётный счёт; самозанятому — привязать карту.</w:t>
+        <w:t xml:space="preserve">Решить вопрос с кассой: своя, облачная или «в комплекте» от ЮKassa.</w:t>
       </w:r>
     </w:p>
     <w:p>
@@ -2538,7 +2357,7 @@
           <w:sz w:val="22"/>
           <w:szCs w:val="22"/>
         </w:rPr>
-        <w:t xml:space="preserve">Решить вопрос с чеком: «Мой налог» или онлайн-касса.</w:t>
+        <w:t xml:space="preserve">Согласовать с бухгалтером схему двух чеков при доставке.</w:t>
       </w:r>
     </w:p>
     <w:p>
@@ -2555,7 +2374,7 @@
           <w:sz w:val="22"/>
           <w:szCs w:val="22"/>
         </w:rPr>
-        <w:t xml:space="preserve">Зарегистрироваться в платёжном сервисе, дождаться модерации.</w:t>
+        <w:t xml:space="preserve">Зарегистрироваться в ЮKassa и пройти модерацию.</w:t>
       </w:r>
     </w:p>
     <w:p>
@@ -2572,7 +2391,7 @@
           <w:sz w:val="22"/>
           <w:szCs w:val="22"/>
         </w:rPr>
-        <w:t xml:space="preserve">Получить shopId и секретный ключ (и тестовые ключи).</w:t>
+        <w:t xml:space="preserve">Получить shopId, секретный ключ и тестовые ключи.</w:t>
       </w:r>
     </w:p>
     <w:p>
@@ -2589,7 +2408,7 @@
           <w:sz w:val="22"/>
           <w:szCs w:val="22"/>
         </w:rPr>
-        <w:t xml:space="preserve">Убедиться, что сайт открывается по https на своём домене.</w:t>
+        <w:t xml:space="preserve">Передать исполнителю файл 2 (ТЗ), ключи и доступ к серверу.</w:t>
       </w:r>
     </w:p>
     <w:p>
@@ -2606,7 +2425,7 @@
           <w:sz w:val="22"/>
           <w:szCs w:val="22"/>
         </w:rPr>
-        <w:t xml:space="preserve">Передать разработчику/агенту файл с ТЗ, ключи и доступ к серверу.</w:t>
+        <w:t xml:space="preserve">Принять работу по критериям из ТЗ: подмена цены невозможна, поддельное уведомление отклоняется, двойного списания нет.</w:t>
       </w:r>
     </w:p>
     <w:p>
@@ -2623,24 +2442,7 @@
           <w:sz w:val="22"/>
           <w:szCs w:val="22"/>
         </w:rPr>
-        <w:t xml:space="preserve">Проверить оплату на тестовых ключах.</w:t>
-      </w:r>
-    </w:p>
-    <w:p>
-      <w:pPr>
-        <w:pStyle w:val="ListParagraph"/>
-        <w:numPr>
-          <w:ilvl w:val="0"/>
-          <w:numId w:val="5"/>
-        </w:numPr>
-        <w:spacing w:after="90"/>
-      </w:pPr>
-      <w:r>
-        <w:rPr>
-          <w:sz w:val="22"/>
-          <w:szCs w:val="22"/>
-        </w:rPr>
-        <w:t xml:space="preserve">Переключить на боевые ключи и включить приём платежей.</w:t>
+        <w:t xml:space="preserve">Провести контрольную оплату на тестовых ключах, затем включить боевой режим.</w:t>
       </w:r>
     </w:p>
     <w:p>
@@ -2656,7 +2458,7 @@
           <w:sz w:val="30"/>
           <w:szCs w:val="30"/>
         </w:rPr>
-        <w:t xml:space="preserve">11. Частые вопросы</w:t>
+        <w:t xml:space="preserve">12. Частые вопросы</w:t>
       </w:r>
     </w:p>
     <w:p>
@@ -2670,14 +2472,14 @@
           <w:sz w:val="22"/>
           <w:szCs w:val="22"/>
         </w:rPr>
-        <w:t xml:space="preserve">Это точно законно? </w:t>
-      </w:r>
-      <w:r>
-        <w:rPr>
-          <w:sz w:val="22"/>
-          <w:szCs w:val="22"/>
-        </w:rPr>
-        <w:t xml:space="preserve">Да, именно так устроены все интернет-магазины в России. Незаконно принимать карточные данные напрямую на сайте без лицензии — мы этого не делаем.</w:t>
+        <w:t xml:space="preserve">Это законно? </w:t>
+      </w:r>
+      <w:r>
+        <w:rPr>
+          <w:sz w:val="22"/>
+          <w:szCs w:val="22"/>
+        </w:rPr>
+        <w:t xml:space="preserve">Да, так устроены все интернет-магазины в России. Незаконно принимать карточные данные напрямую на сайте без лицензии — мы этого не делаем.</w:t>
       </w:r>
     </w:p>
     <w:p>
@@ -2691,14 +2493,14 @@
           <w:sz w:val="22"/>
           <w:szCs w:val="22"/>
         </w:rPr>
-        <w:t xml:space="preserve">А если у меня нет ИП, только самозанятость? </w:t>
-      </w:r>
-      <w:r>
-        <w:rPr>
-          <w:sz w:val="22"/>
-          <w:szCs w:val="22"/>
-        </w:rPr>
-        <w:t xml:space="preserve">Оплату подключить можно: Robokassa, Т-Касса и ряд банков работают с самозанятыми. Проверьте это при выборе сервиса.</w:t>
+        <w:t xml:space="preserve">Данные карты покупателя в безопасности? </w:t>
+      </w:r>
+      <w:r>
+        <w:rPr>
+          <w:sz w:val="22"/>
+          <w:szCs w:val="22"/>
+        </w:rPr>
+        <w:t xml:space="preserve">Да. Он подтверждает оплату в приложении своего банка (СБП) или вводит карту на защищённой странице сервиса. Наш сайт карту не видит.</w:t>
       </w:r>
     </w:p>
     <w:p>
@@ -2712,14 +2514,14 @@
           <w:sz w:val="22"/>
           <w:szCs w:val="22"/>
         </w:rPr>
-        <w:t xml:space="preserve">Данные карты покупателя в безопасности? </w:t>
-      </w:r>
-      <w:r>
-        <w:rPr>
-          <w:sz w:val="22"/>
-          <w:szCs w:val="22"/>
-        </w:rPr>
-        <w:t xml:space="preserve">Да. Он вводит их (или подтверждает СБП) на защищённой странице сервиса. Наш сайт карту не видит вообще.</w:t>
+        <w:t xml:space="preserve">Что если сервер временно недоступен? </w:t>
+      </w:r>
+      <w:r>
+        <w:rPr>
+          <w:sz w:val="22"/>
+          <w:szCs w:val="22"/>
+        </w:rPr>
+        <w:t xml:space="preserve">Платёж всё равно пройдёт на стороне ЮKassa. Уведомление она повторит несколько раз, пока сервер не подтвердит получение — заказ не потеряется.</w:t>
       </w:r>
     </w:p>
     <w:p>
@@ -2733,14 +2535,14 @@
           <w:sz w:val="22"/>
           <w:szCs w:val="22"/>
         </w:rPr>
-        <w:t xml:space="preserve">Нужен ли особый хостинг? </w:t>
-      </w:r>
-      <w:r>
-        <w:rPr>
-          <w:sz w:val="22"/>
-          <w:szCs w:val="22"/>
-        </w:rPr>
-        <w:t xml:space="preserve">Нет. Подойдёт любой хостинг с PHP и HTTPS, либо VPS — как разворачивать сайт на VPS, описано в третьем файле.</w:t>
+        <w:t xml:space="preserve">Можно принимать и картой, и по СБП? </w:t>
+      </w:r>
+      <w:r>
+        <w:rPr>
+          <w:sz w:val="22"/>
+          <w:szCs w:val="22"/>
+        </w:rPr>
+        <w:t xml:space="preserve">Да, это настройка в одну строку. СБП дешевле, поэтому он основной, карты можно включить дополнительно.</w:t>
       </w:r>
     </w:p>
     <w:p>
@@ -2754,35 +2556,14 @@
           <w:sz w:val="22"/>
           <w:szCs w:val="22"/>
         </w:rPr>
-        <w:t xml:space="preserve">Что будет, если сервер временно недоступен? </w:t>
-      </w:r>
-      <w:r>
-        <w:rPr>
-          <w:sz w:val="22"/>
-          <w:szCs w:val="22"/>
-        </w:rPr>
-        <w:t xml:space="preserve">Платёж всё равно проходит на стороне сервиса. Уведомление он повторит несколько раз, пока сервер не ответит.</w:t>
-      </w:r>
-    </w:p>
-    <w:p>
-      <w:pPr>
-        <w:spacing w:after="120"/>
-      </w:pPr>
-      <w:r>
-        <w:rPr>
-          <w:b/>
-          <w:bCs/>
-          <w:sz w:val="22"/>
-          <w:szCs w:val="22"/>
-        </w:rPr>
-        <w:t xml:space="preserve">Можно ли принимать и картой, и СБП? </w:t>
-      </w:r>
-      <w:r>
-        <w:rPr>
-          <w:sz w:val="22"/>
-          <w:szCs w:val="22"/>
-        </w:rPr>
-        <w:t xml:space="preserve">Да. В коде это одна строка: либо жёстко указать СБП, либо оставить выбор — тогда на странице оплаты будут все включённые способы.</w:t>
+        <w:t xml:space="preserve">Нужен ли бухгалтер? </w:t>
+      </w:r>
+      <w:r>
+        <w:rPr>
+          <w:sz w:val="22"/>
+          <w:szCs w:val="22"/>
+        </w:rPr>
+        <w:t xml:space="preserve">Для настройки оплаты — нет. Для схемы чеков при предоплате и выбора кассы — желательно: пусть бухгалтер кафе подтвердит признаки расчёта, чтобы не было вопросов от ФНС.</w:t>
       </w:r>
     </w:p>
     <w:sectPr>
@@ -3086,6 +2867,34 @@
     </w:lvl>
   </w:abstractNum>
   <w:abstractNum w:abstractNumId="11" w15:restartNumberingAfterBreak="0">
+    <w:multiLevelType w:val="hybridMultilevel"/>
+    <w:lvl w:ilvl="0" w15:tentative="1">
+      <w:start w:val="1"/>
+      <w:numFmt w:val="decimal"/>
+      <w:lvlText w:val="%1."/>
+      <w:lvlJc w:val="start"/>
+      <w:rPr>
+        <w:b/>
+        <w:bCs/>
+        <w:color w:val="123F30"/>
+      </w:rPr>
+    </w:lvl>
+  </w:abstractNum>
+  <w:abstractNum w:abstractNumId="12" w15:restartNumberingAfterBreak="0">
+    <w:multiLevelType w:val="hybridMultilevel"/>
+    <w:lvl w:ilvl="0" w15:tentative="1">
+      <w:start w:val="1"/>
+      <w:numFmt w:val="decimal"/>
+      <w:lvlText w:val="%1."/>
+      <w:lvlJc w:val="start"/>
+      <w:rPr>
+        <w:b/>
+        <w:bCs/>
+        <w:color w:val="123F30"/>
+      </w:rPr>
+    </w:lvl>
+  </w:abstractNum>
+  <w:abstractNum w:abstractNumId="13" w15:restartNumberingAfterBreak="0">
     <w:multiLevelType w:val="hybridMultilevel"/>
     <w:lvl w:ilvl="0" w15:tentative="1">
       <w:start w:val="1"/>
